--- a/outputs/Table_3.docx
+++ b/outputs/Table_3.docx
@@ -25,7 +25,7 @@
         <w:ind w:left="60" w:right="60" w:firstLine="0" w:firstLineChars="0"/>
       </w:pPr>
       <w:r>
-        <w:t xml:space="preserve">Tabla 3. Comparación de indicadores de salud cardiometabólico entre las instituciones educativas.</w:t>
+        <w:t xml:space="preserve">Tabla 3. Comparación de indicadores de salud cardiometabólica entre las instituciones educativas.</w:t>
       </w:r>
     </w:p>
     <w:tbl xmlns:a="http://schemas.openxmlformats.org/drawingml/2006/main" xmlns:pic="http://schemas.openxmlformats.org/drawingml/2006/picture">
@@ -677,7 +677,7 @@
                 <w:szCs w:val="18"/>
                 <w:color w:val="000000"/>
               </w:rPr>
-              <w:t xml:space="preserve">0.504**</w:t>
+              <w:t xml:space="preserve">0.488**</w:t>
             </w:r>
           </w:p>
         </w:tc>
@@ -1631,7 +1631,7 @@
                 <w:szCs w:val="18"/>
                 <w:color w:val="000000"/>
               </w:rPr>
-              <w:t xml:space="preserve">0.641**</w:t>
+              <w:t xml:space="preserve">0.629**</w:t>
             </w:r>
           </w:p>
         </w:tc>
@@ -2903,7 +2903,7 @@
                 <w:szCs w:val="18"/>
                 <w:color w:val="000000"/>
               </w:rPr>
-              <w:t xml:space="preserve">0.622**</w:t>
+              <w:t xml:space="preserve">0.630**</w:t>
             </w:r>
           </w:p>
         </w:tc>
@@ -4285,7 +4285,7 @@
                 <w:szCs w:val="18"/>
                 <w:color w:val="000000"/>
               </w:rPr>
-              <w:t xml:space="preserve">Riesgo cardiovascular, n (%)</w:t>
+              <w:t xml:space="preserve">Riesgo cardiovascular (NHLBI/CDC/AAP), n (%)</w:t>
             </w:r>
           </w:p>
         </w:tc>
@@ -4493,7 +4493,7 @@
                 <w:szCs w:val="18"/>
                 <w:color w:val="000000"/>
               </w:rPr>
-              <w:t xml:space="preserve">0.269**</w:t>
+              <w:t xml:space="preserve">0.282**</w:t>
             </w:r>
           </w:p>
         </w:tc>
@@ -6066,24 +6066,24 @@
               <w:rPr>
                 <w:rFonts w:ascii="Arial" w:hAnsi="Arial" w:eastAsia="Arial" w:cs="Arial"/>
                 <w:i w:val="false"/>
-                <w:b w:val="false"/>
-                <w:u w:val="none"/>
-                <w:sz w:val="18"/>
-                <w:szCs w:val="18"/>
-                <w:color w:val="000000"/>
-              </w:rPr>
-            </w:pPr>
-            <w:r>
-              <w:rPr>
-                <w:rFonts w:ascii="Arial" w:hAnsi="Arial" w:eastAsia="Arial" w:cs="Arial"/>
-                <w:i w:val="false"/>
-                <w:b w:val="false"/>
-                <w:u w:val="none"/>
-                <w:sz w:val="18"/>
-                <w:szCs w:val="18"/>
-                <w:color w:val="000000"/>
-              </w:rPr>
-              <w:t xml:space="preserve">0.054**</w:t>
+                <w:b w:val="true"/>
+                <w:u w:val="none"/>
+                <w:sz w:val="18"/>
+                <w:szCs w:val="18"/>
+                <w:color w:val="000000"/>
+              </w:rPr>
+            </w:pPr>
+            <w:r>
+              <w:rPr>
+                <w:rFonts w:ascii="Arial" w:hAnsi="Arial" w:eastAsia="Arial" w:cs="Arial"/>
+                <w:i w:val="false"/>
+                <w:b w:val="true"/>
+                <w:u w:val="none"/>
+                <w:sz w:val="18"/>
+                <w:szCs w:val="18"/>
+                <w:color w:val="000000"/>
+              </w:rPr>
+              <w:t xml:space="preserve">0.045**</w:t>
             </w:r>
           </w:p>
         </w:tc>
@@ -7147,7 +7147,7 @@
                 <w:szCs w:val="18"/>
                 <w:color w:val="000000"/>
               </w:rPr>
-              <w:t xml:space="preserve">Dislipidemia aterogénica, n (%)</w:t>
+              <w:t xml:space="preserve">Riesgo cardiometabólico (Dislipidemia aterogénica), n (%)</w:t>
             </w:r>
           </w:p>
         </w:tc>
@@ -7355,7 +7355,7 @@
                 <w:szCs w:val="18"/>
                 <w:color w:val="000000"/>
               </w:rPr>
-              <w:t xml:space="preserve">0.906**</w:t>
+              <w:t xml:space="preserve">0.915**</w:t>
             </w:r>
           </w:p>
         </w:tc>
@@ -9373,267 +9373,267 @@
                 <w:szCs w:val="18"/>
                 <w:color w:val="000000"/>
               </w:rPr>
-              <w:t xml:space="preserve">Perfil lipídico, n (%)</w:t>
-            </w:r>
-          </w:p>
-        </w:tc>
-        <w:tc>
-          <w:tcPr>
-            <w:tcBorders>
-              <w:bottom w:val="none" w:sz="0" w:space="0" w:color="000000"/>
-              <w:top w:val="none" w:sz="0" w:space="0" w:color="000000"/>
-              <w:left w:val="none" w:sz="0" w:space="0" w:color="000000"/>
-              <w:right w:val="none" w:sz="0" w:space="0" w:color="000000"/>
-            </w:tcBorders>
-            <w:shd w:val="clear" w:color="auto" w:fill="FFFFFF"/>
-            <w:tcMar>
-              <w:top w:w="0" w:type="dxa"/>
-              <w:bottom w:w="0" w:type="dxa"/>
-              <w:left w:w="0" w:type="dxa"/>
-              <w:right w:w="0" w:type="dxa"/>
-            </w:tcMar>
-            <w:vAlign w:val="top"/>
-          </w:tcPr>
-          <w:p>
-            <w:pPr>
-              <w:jc w:val="center"/>
-              <w:pBdr>
-                <w:bottom w:val="none" w:sz="0" w:space="0" w:color="000000"/>
-                <w:top w:val="none" w:sz="0" w:space="0" w:color="000000"/>
-                <w:left w:val="none" w:sz="0" w:space="0" w:color="000000"/>
-                <w:right w:val="none" w:sz="0" w:space="0" w:color="000000"/>
-              </w:pBdr>
-              <w:spacing w:after="10" w:before="10" w:line="240"/>
-              <w:ind w:left="100" w:right="100" w:firstLine="0" w:firstLineChars="0"/>
-              <w:rPr>
-                <w:rFonts w:ascii="Arial" w:hAnsi="Arial" w:eastAsia="Arial" w:cs="Arial"/>
-                <w:i w:val="false"/>
-                <w:b w:val="false"/>
-                <w:u w:val="none"/>
-                <w:sz w:val="18"/>
-                <w:szCs w:val="18"/>
-                <w:color w:val="000000"/>
-              </w:rPr>
-            </w:pPr>
-            <w:r>
-              <w:rPr>
-                <w:rFonts w:ascii="Arial" w:hAnsi="Arial" w:eastAsia="Arial" w:cs="Arial"/>
-                <w:i w:val="false"/>
-                <w:b w:val="false"/>
-                <w:u w:val="none"/>
-                <w:sz w:val="18"/>
-                <w:szCs w:val="18"/>
-                <w:color w:val="000000"/>
-              </w:rPr>
-              <w:t xml:space="preserve"/>
-            </w:r>
-          </w:p>
-        </w:tc>
-        <w:tc>
-          <w:tcPr>
-            <w:tcBorders>
-              <w:bottom w:val="none" w:sz="0" w:space="0" w:color="000000"/>
-              <w:top w:val="none" w:sz="0" w:space="0" w:color="000000"/>
-              <w:left w:val="none" w:sz="0" w:space="0" w:color="000000"/>
-              <w:right w:val="none" w:sz="0" w:space="0" w:color="000000"/>
-            </w:tcBorders>
-            <w:shd w:val="clear" w:color="auto" w:fill="FFFFFF"/>
-            <w:tcMar>
-              <w:top w:w="0" w:type="dxa"/>
-              <w:bottom w:w="0" w:type="dxa"/>
-              <w:left w:w="0" w:type="dxa"/>
-              <w:right w:w="0" w:type="dxa"/>
-            </w:tcMar>
-            <w:vAlign w:val="top"/>
-          </w:tcPr>
-          <w:p>
-            <w:pPr>
-              <w:jc w:val="center"/>
-              <w:pBdr>
-                <w:bottom w:val="none" w:sz="0" w:space="0" w:color="000000"/>
-                <w:top w:val="none" w:sz="0" w:space="0" w:color="000000"/>
-                <w:left w:val="none" w:sz="0" w:space="0" w:color="000000"/>
-                <w:right w:val="none" w:sz="0" w:space="0" w:color="000000"/>
-              </w:pBdr>
-              <w:spacing w:after="10" w:before="10" w:line="240"/>
-              <w:ind w:left="100" w:right="100" w:firstLine="0" w:firstLineChars="0"/>
-              <w:rPr>
-                <w:rFonts w:ascii="Arial" w:hAnsi="Arial" w:eastAsia="Arial" w:cs="Arial"/>
-                <w:i w:val="false"/>
-                <w:b w:val="false"/>
-                <w:u w:val="none"/>
-                <w:sz w:val="18"/>
-                <w:szCs w:val="18"/>
-                <w:color w:val="000000"/>
-              </w:rPr>
-            </w:pPr>
-            <w:r>
-              <w:rPr>
-                <w:rFonts w:ascii="Arial" w:hAnsi="Arial" w:eastAsia="Arial" w:cs="Arial"/>
-                <w:i w:val="false"/>
-                <w:b w:val="false"/>
-                <w:u w:val="none"/>
-                <w:sz w:val="18"/>
-                <w:szCs w:val="18"/>
-                <w:color w:val="000000"/>
-              </w:rPr>
-              <w:t xml:space="preserve"/>
-            </w:r>
-          </w:p>
-        </w:tc>
-        <w:tc>
-          <w:tcPr>
-            <w:tcBorders>
-              <w:bottom w:val="none" w:sz="0" w:space="0" w:color="000000"/>
-              <w:top w:val="none" w:sz="0" w:space="0" w:color="000000"/>
-              <w:left w:val="none" w:sz="0" w:space="0" w:color="000000"/>
-              <w:right w:val="none" w:sz="0" w:space="0" w:color="000000"/>
-            </w:tcBorders>
-            <w:shd w:val="clear" w:color="auto" w:fill="FFFFFF"/>
-            <w:tcMar>
-              <w:top w:w="0" w:type="dxa"/>
-              <w:bottom w:w="0" w:type="dxa"/>
-              <w:left w:w="0" w:type="dxa"/>
-              <w:right w:w="0" w:type="dxa"/>
-            </w:tcMar>
-            <w:vAlign w:val="top"/>
-          </w:tcPr>
-          <w:p>
-            <w:pPr>
-              <w:jc w:val="center"/>
-              <w:pBdr>
-                <w:bottom w:val="none" w:sz="0" w:space="0" w:color="000000"/>
-                <w:top w:val="none" w:sz="0" w:space="0" w:color="000000"/>
-                <w:left w:val="none" w:sz="0" w:space="0" w:color="000000"/>
-                <w:right w:val="none" w:sz="0" w:space="0" w:color="000000"/>
-              </w:pBdr>
-              <w:spacing w:after="10" w:before="10" w:line="240"/>
-              <w:ind w:left="100" w:right="100" w:firstLine="0" w:firstLineChars="0"/>
-              <w:rPr>
-                <w:rFonts w:ascii="Arial" w:hAnsi="Arial" w:eastAsia="Arial" w:cs="Arial"/>
-                <w:i w:val="false"/>
-                <w:b w:val="false"/>
-                <w:u w:val="none"/>
-                <w:sz w:val="18"/>
-                <w:szCs w:val="18"/>
-                <w:color w:val="000000"/>
-              </w:rPr>
-            </w:pPr>
-            <w:r>
-              <w:rPr>
-                <w:rFonts w:ascii="Arial" w:hAnsi="Arial" w:eastAsia="Arial" w:cs="Arial"/>
-                <w:i w:val="false"/>
-                <w:b w:val="false"/>
-                <w:u w:val="none"/>
-                <w:sz w:val="18"/>
-                <w:szCs w:val="18"/>
-                <w:color w:val="000000"/>
-              </w:rPr>
-              <w:t xml:space="preserve"/>
-            </w:r>
-          </w:p>
-        </w:tc>
-        <w:tc>
-          <w:tcPr>
-            <w:tcBorders>
-              <w:bottom w:val="none" w:sz="0" w:space="0" w:color="000000"/>
-              <w:top w:val="none" w:sz="0" w:space="0" w:color="000000"/>
-              <w:left w:val="none" w:sz="0" w:space="0" w:color="000000"/>
-              <w:right w:val="none" w:sz="0" w:space="0" w:color="000000"/>
-            </w:tcBorders>
-            <w:shd w:val="clear" w:color="auto" w:fill="FFFFFF"/>
-            <w:tcMar>
-              <w:top w:w="0" w:type="dxa"/>
-              <w:bottom w:w="0" w:type="dxa"/>
-              <w:left w:w="0" w:type="dxa"/>
-              <w:right w:w="0" w:type="dxa"/>
-            </w:tcMar>
-            <w:vAlign w:val="top"/>
-          </w:tcPr>
-          <w:p>
-            <w:pPr>
-              <w:jc w:val="center"/>
-              <w:pBdr>
-                <w:bottom w:val="none" w:sz="0" w:space="0" w:color="000000"/>
-                <w:top w:val="none" w:sz="0" w:space="0" w:color="000000"/>
-                <w:left w:val="none" w:sz="0" w:space="0" w:color="000000"/>
-                <w:right w:val="none" w:sz="0" w:space="0" w:color="000000"/>
-              </w:pBdr>
-              <w:spacing w:after="10" w:before="10" w:line="240"/>
-              <w:ind w:left="100" w:right="100" w:firstLine="0" w:firstLineChars="0"/>
-              <w:rPr>
-                <w:rFonts w:ascii="Arial" w:hAnsi="Arial" w:eastAsia="Arial" w:cs="Arial"/>
-                <w:i w:val="false"/>
-                <w:b w:val="false"/>
-                <w:u w:val="none"/>
-                <w:sz w:val="18"/>
-                <w:szCs w:val="18"/>
-                <w:color w:val="000000"/>
-              </w:rPr>
-            </w:pPr>
-            <w:r>
-              <w:rPr>
-                <w:rFonts w:ascii="Arial" w:hAnsi="Arial" w:eastAsia="Arial" w:cs="Arial"/>
-                <w:i w:val="false"/>
-                <w:b w:val="false"/>
-                <w:u w:val="none"/>
-                <w:sz w:val="18"/>
-                <w:szCs w:val="18"/>
-                <w:color w:val="000000"/>
-              </w:rPr>
-              <w:t xml:space="preserve">0.177**</w:t>
-            </w:r>
-          </w:p>
-        </w:tc>
-        <w:tc>
-          <w:tcPr>
-            <w:tcBorders>
-              <w:bottom w:val="none" w:sz="0" w:space="0" w:color="000000"/>
-              <w:top w:val="none" w:sz="0" w:space="0" w:color="000000"/>
-              <w:left w:val="none" w:sz="0" w:space="0" w:color="000000"/>
-              <w:right w:val="none" w:sz="0" w:space="0" w:color="000000"/>
-            </w:tcBorders>
-            <w:shd w:val="clear" w:color="auto" w:fill="FFFFFF"/>
-            <w:tcMar>
-              <w:top w:w="0" w:type="dxa"/>
-              <w:bottom w:w="0" w:type="dxa"/>
-              <w:left w:w="0" w:type="dxa"/>
-              <w:right w:w="0" w:type="dxa"/>
-            </w:tcMar>
-            <w:vAlign w:val="top"/>
-          </w:tcPr>
-          <w:p>
-            <w:pPr>
-              <w:jc w:val="center"/>
-              <w:pBdr>
-                <w:bottom w:val="none" w:sz="0" w:space="0" w:color="000000"/>
-                <w:top w:val="none" w:sz="0" w:space="0" w:color="000000"/>
-                <w:left w:val="none" w:sz="0" w:space="0" w:color="000000"/>
-                <w:right w:val="none" w:sz="0" w:space="0" w:color="000000"/>
-              </w:pBdr>
-              <w:spacing w:after="10" w:before="10" w:line="240"/>
-              <w:ind w:left="100" w:right="100" w:firstLine="0" w:firstLineChars="0"/>
-              <w:rPr>
-                <w:rFonts w:ascii="Arial" w:hAnsi="Arial" w:eastAsia="Arial" w:cs="Arial"/>
-                <w:i w:val="false"/>
-                <w:b w:val="false"/>
-                <w:u w:val="none"/>
-                <w:sz w:val="18"/>
-                <w:szCs w:val="18"/>
-                <w:color w:val="000000"/>
-              </w:rPr>
-            </w:pPr>
-            <w:r>
-              <w:rPr>
-                <w:rFonts w:ascii="Arial" w:hAnsi="Arial" w:eastAsia="Arial" w:cs="Arial"/>
-                <w:i w:val="false"/>
-                <w:b w:val="false"/>
-                <w:u w:val="none"/>
-                <w:sz w:val="18"/>
-                <w:szCs w:val="18"/>
-                <w:color w:val="000000"/>
-              </w:rPr>
-              <w:t xml:space="preserve">0.213 †</w:t>
+              <w:t xml:space="preserve">LDL-c (mg/dL)†††, Mediana (Q1, Q3)</w:t>
+            </w:r>
+          </w:p>
+        </w:tc>
+        <w:tc>
+          <w:tcPr>
+            <w:tcBorders>
+              <w:bottom w:val="none" w:sz="0" w:space="0" w:color="000000"/>
+              <w:top w:val="none" w:sz="0" w:space="0" w:color="000000"/>
+              <w:left w:val="none" w:sz="0" w:space="0" w:color="000000"/>
+              <w:right w:val="none" w:sz="0" w:space="0" w:color="000000"/>
+            </w:tcBorders>
+            <w:shd w:val="clear" w:color="auto" w:fill="FFFFFF"/>
+            <w:tcMar>
+              <w:top w:w="0" w:type="dxa"/>
+              <w:bottom w:w="0" w:type="dxa"/>
+              <w:left w:w="0" w:type="dxa"/>
+              <w:right w:w="0" w:type="dxa"/>
+            </w:tcMar>
+            <w:vAlign w:val="top"/>
+          </w:tcPr>
+          <w:p>
+            <w:pPr>
+              <w:jc w:val="center"/>
+              <w:pBdr>
+                <w:bottom w:val="none" w:sz="0" w:space="0" w:color="000000"/>
+                <w:top w:val="none" w:sz="0" w:space="0" w:color="000000"/>
+                <w:left w:val="none" w:sz="0" w:space="0" w:color="000000"/>
+                <w:right w:val="none" w:sz="0" w:space="0" w:color="000000"/>
+              </w:pBdr>
+              <w:spacing w:after="10" w:before="10" w:line="240"/>
+              <w:ind w:left="100" w:right="100" w:firstLine="0" w:firstLineChars="0"/>
+              <w:rPr>
+                <w:rFonts w:ascii="Arial" w:hAnsi="Arial" w:eastAsia="Arial" w:cs="Arial"/>
+                <w:i w:val="false"/>
+                <w:b w:val="false"/>
+                <w:u w:val="none"/>
+                <w:sz w:val="18"/>
+                <w:szCs w:val="18"/>
+                <w:color w:val="000000"/>
+              </w:rPr>
+            </w:pPr>
+            <w:r>
+              <w:rPr>
+                <w:rFonts w:ascii="Arial" w:hAnsi="Arial" w:eastAsia="Arial" w:cs="Arial"/>
+                <w:i w:val="false"/>
+                <w:b w:val="false"/>
+                <w:u w:val="none"/>
+                <w:sz w:val="18"/>
+                <w:szCs w:val="18"/>
+                <w:color w:val="000000"/>
+              </w:rPr>
+              <w:t xml:space="preserve">59.60 (45.20, 70.00)</w:t>
+            </w:r>
+          </w:p>
+        </w:tc>
+        <w:tc>
+          <w:tcPr>
+            <w:tcBorders>
+              <w:bottom w:val="none" w:sz="0" w:space="0" w:color="000000"/>
+              <w:top w:val="none" w:sz="0" w:space="0" w:color="000000"/>
+              <w:left w:val="none" w:sz="0" w:space="0" w:color="000000"/>
+              <w:right w:val="none" w:sz="0" w:space="0" w:color="000000"/>
+            </w:tcBorders>
+            <w:shd w:val="clear" w:color="auto" w:fill="FFFFFF"/>
+            <w:tcMar>
+              <w:top w:w="0" w:type="dxa"/>
+              <w:bottom w:w="0" w:type="dxa"/>
+              <w:left w:w="0" w:type="dxa"/>
+              <w:right w:w="0" w:type="dxa"/>
+            </w:tcMar>
+            <w:vAlign w:val="top"/>
+          </w:tcPr>
+          <w:p>
+            <w:pPr>
+              <w:jc w:val="center"/>
+              <w:pBdr>
+                <w:bottom w:val="none" w:sz="0" w:space="0" w:color="000000"/>
+                <w:top w:val="none" w:sz="0" w:space="0" w:color="000000"/>
+                <w:left w:val="none" w:sz="0" w:space="0" w:color="000000"/>
+                <w:right w:val="none" w:sz="0" w:space="0" w:color="000000"/>
+              </w:pBdr>
+              <w:spacing w:after="10" w:before="10" w:line="240"/>
+              <w:ind w:left="100" w:right="100" w:firstLine="0" w:firstLineChars="0"/>
+              <w:rPr>
+                <w:rFonts w:ascii="Arial" w:hAnsi="Arial" w:eastAsia="Arial" w:cs="Arial"/>
+                <w:i w:val="false"/>
+                <w:b w:val="false"/>
+                <w:u w:val="none"/>
+                <w:sz w:val="18"/>
+                <w:szCs w:val="18"/>
+                <w:color w:val="000000"/>
+              </w:rPr>
+            </w:pPr>
+            <w:r>
+              <w:rPr>
+                <w:rFonts w:ascii="Arial" w:hAnsi="Arial" w:eastAsia="Arial" w:cs="Arial"/>
+                <w:i w:val="false"/>
+                <w:b w:val="false"/>
+                <w:u w:val="none"/>
+                <w:sz w:val="18"/>
+                <w:szCs w:val="18"/>
+                <w:color w:val="000000"/>
+              </w:rPr>
+              <w:t xml:space="preserve">57.80 (47.80, 80.00)</w:t>
+            </w:r>
+          </w:p>
+        </w:tc>
+        <w:tc>
+          <w:tcPr>
+            <w:tcBorders>
+              <w:bottom w:val="none" w:sz="0" w:space="0" w:color="000000"/>
+              <w:top w:val="none" w:sz="0" w:space="0" w:color="000000"/>
+              <w:left w:val="none" w:sz="0" w:space="0" w:color="000000"/>
+              <w:right w:val="none" w:sz="0" w:space="0" w:color="000000"/>
+            </w:tcBorders>
+            <w:shd w:val="clear" w:color="auto" w:fill="FFFFFF"/>
+            <w:tcMar>
+              <w:top w:w="0" w:type="dxa"/>
+              <w:bottom w:w="0" w:type="dxa"/>
+              <w:left w:w="0" w:type="dxa"/>
+              <w:right w:w="0" w:type="dxa"/>
+            </w:tcMar>
+            <w:vAlign w:val="top"/>
+          </w:tcPr>
+          <w:p>
+            <w:pPr>
+              <w:jc w:val="center"/>
+              <w:pBdr>
+                <w:bottom w:val="none" w:sz="0" w:space="0" w:color="000000"/>
+                <w:top w:val="none" w:sz="0" w:space="0" w:color="000000"/>
+                <w:left w:val="none" w:sz="0" w:space="0" w:color="000000"/>
+                <w:right w:val="none" w:sz="0" w:space="0" w:color="000000"/>
+              </w:pBdr>
+              <w:spacing w:after="10" w:before="10" w:line="240"/>
+              <w:ind w:left="100" w:right="100" w:firstLine="0" w:firstLineChars="0"/>
+              <w:rPr>
+                <w:rFonts w:ascii="Arial" w:hAnsi="Arial" w:eastAsia="Arial" w:cs="Arial"/>
+                <w:i w:val="false"/>
+                <w:b w:val="false"/>
+                <w:u w:val="none"/>
+                <w:sz w:val="18"/>
+                <w:szCs w:val="18"/>
+                <w:color w:val="000000"/>
+              </w:rPr>
+            </w:pPr>
+            <w:r>
+              <w:rPr>
+                <w:rFonts w:ascii="Arial" w:hAnsi="Arial" w:eastAsia="Arial" w:cs="Arial"/>
+                <w:i w:val="false"/>
+                <w:b w:val="false"/>
+                <w:u w:val="none"/>
+                <w:sz w:val="18"/>
+                <w:szCs w:val="18"/>
+                <w:color w:val="000000"/>
+              </w:rPr>
+              <w:t xml:space="preserve">73.60 (61.00, 84.60)</w:t>
+            </w:r>
+          </w:p>
+        </w:tc>
+        <w:tc>
+          <w:tcPr>
+            <w:tcBorders>
+              <w:bottom w:val="none" w:sz="0" w:space="0" w:color="000000"/>
+              <w:top w:val="none" w:sz="0" w:space="0" w:color="000000"/>
+              <w:left w:val="none" w:sz="0" w:space="0" w:color="000000"/>
+              <w:right w:val="none" w:sz="0" w:space="0" w:color="000000"/>
+            </w:tcBorders>
+            <w:shd w:val="clear" w:color="auto" w:fill="FFFFFF"/>
+            <w:tcMar>
+              <w:top w:w="0" w:type="dxa"/>
+              <w:bottom w:w="0" w:type="dxa"/>
+              <w:left w:w="0" w:type="dxa"/>
+              <w:right w:w="0" w:type="dxa"/>
+            </w:tcMar>
+            <w:vAlign w:val="top"/>
+          </w:tcPr>
+          <w:p>
+            <w:pPr>
+              <w:jc w:val="center"/>
+              <w:pBdr>
+                <w:bottom w:val="none" w:sz="0" w:space="0" w:color="000000"/>
+                <w:top w:val="none" w:sz="0" w:space="0" w:color="000000"/>
+                <w:left w:val="none" w:sz="0" w:space="0" w:color="000000"/>
+                <w:right w:val="none" w:sz="0" w:space="0" w:color="000000"/>
+              </w:pBdr>
+              <w:spacing w:after="10" w:before="10" w:line="240"/>
+              <w:ind w:left="100" w:right="100" w:firstLine="0" w:firstLineChars="0"/>
+              <w:rPr>
+                <w:rFonts w:ascii="Arial" w:hAnsi="Arial" w:eastAsia="Arial" w:cs="Arial"/>
+                <w:i w:val="false"/>
+                <w:b w:val="true"/>
+                <w:u w:val="none"/>
+                <w:sz w:val="18"/>
+                <w:szCs w:val="18"/>
+                <w:color w:val="000000"/>
+              </w:rPr>
+            </w:pPr>
+            <w:r>
+              <w:rPr>
+                <w:rFonts w:ascii="Arial" w:hAnsi="Arial" w:eastAsia="Arial" w:cs="Arial"/>
+                <w:i w:val="false"/>
+                <w:b w:val="true"/>
+                <w:u w:val="none"/>
+                <w:sz w:val="18"/>
+                <w:szCs w:val="18"/>
+                <w:color w:val="000000"/>
+              </w:rPr>
+              <w:t xml:space="preserve">0.027*</w:t>
+            </w:r>
+          </w:p>
+        </w:tc>
+        <w:tc>
+          <w:tcPr>
+            <w:tcBorders>
+              <w:bottom w:val="none" w:sz="0" w:space="0" w:color="000000"/>
+              <w:top w:val="none" w:sz="0" w:space="0" w:color="000000"/>
+              <w:left w:val="none" w:sz="0" w:space="0" w:color="000000"/>
+              <w:right w:val="none" w:sz="0" w:space="0" w:color="000000"/>
+            </w:tcBorders>
+            <w:shd w:val="clear" w:color="auto" w:fill="FFFFFF"/>
+            <w:tcMar>
+              <w:top w:w="0" w:type="dxa"/>
+              <w:bottom w:w="0" w:type="dxa"/>
+              <w:left w:w="0" w:type="dxa"/>
+              <w:right w:w="0" w:type="dxa"/>
+            </w:tcMar>
+            <w:vAlign w:val="top"/>
+          </w:tcPr>
+          <w:p>
+            <w:pPr>
+              <w:jc w:val="center"/>
+              <w:pBdr>
+                <w:bottom w:val="none" w:sz="0" w:space="0" w:color="000000"/>
+                <w:top w:val="none" w:sz="0" w:space="0" w:color="000000"/>
+                <w:left w:val="none" w:sz="0" w:space="0" w:color="000000"/>
+                <w:right w:val="none" w:sz="0" w:space="0" w:color="000000"/>
+              </w:pBdr>
+              <w:spacing w:after="10" w:before="10" w:line="240"/>
+              <w:ind w:left="100" w:right="100" w:firstLine="0" w:firstLineChars="0"/>
+              <w:rPr>
+                <w:rFonts w:ascii="Arial" w:hAnsi="Arial" w:eastAsia="Arial" w:cs="Arial"/>
+                <w:i w:val="false"/>
+                <w:b w:val="false"/>
+                <w:u w:val="none"/>
+                <w:sz w:val="18"/>
+                <w:szCs w:val="18"/>
+                <w:color w:val="000000"/>
+              </w:rPr>
+            </w:pPr>
+            <w:r>
+              <w:rPr>
+                <w:rFonts w:ascii="Arial" w:hAnsi="Arial" w:eastAsia="Arial" w:cs="Arial"/>
+                <w:i w:val="false"/>
+                <w:b w:val="false"/>
+                <w:u w:val="none"/>
+                <w:sz w:val="18"/>
+                <w:szCs w:val="18"/>
+                <w:color w:val="000000"/>
+              </w:rPr>
+              <w:t xml:space="preserve">0.073 ‡</w:t>
             </w:r>
           </w:p>
         </w:tc>
@@ -9670,184 +9670,28 @@
                 <w:right w:val="none" w:sz="0" w:space="0" w:color="000000"/>
               </w:pBdr>
               <w:spacing w:after="10" w:before="10" w:line="240"/>
-              <w:ind w:left="300" w:right="100" w:firstLine="0" w:firstLineChars="0"/>
-              <w:rPr>
-                <w:rFonts w:ascii="Arial" w:hAnsi="Arial" w:eastAsia="Arial" w:cs="Arial"/>
-                <w:i w:val="false"/>
-                <w:b w:val="false"/>
-                <w:u w:val="none"/>
-                <w:sz w:val="18"/>
-                <w:szCs w:val="18"/>
-                <w:color w:val="000000"/>
-              </w:rPr>
-            </w:pPr>
-            <w:r>
-              <w:rPr>
-                <w:rFonts w:ascii="Arial" w:hAnsi="Arial" w:eastAsia="Arial" w:cs="Arial"/>
-                <w:i w:val="false"/>
-                <w:b w:val="false"/>
-                <w:u w:val="none"/>
-                <w:sz w:val="18"/>
-                <w:szCs w:val="18"/>
-                <w:color w:val="000000"/>
-              </w:rPr>
-              <w:t xml:space="preserve">Aceptable</w:t>
-            </w:r>
-          </w:p>
-        </w:tc>
-        <w:tc>
-          <w:tcPr>
-            <w:tcBorders>
-              <w:bottom w:val="none" w:sz="0" w:space="0" w:color="000000"/>
-              <w:top w:val="none" w:sz="0" w:space="0" w:color="000000"/>
-              <w:left w:val="none" w:sz="0" w:space="0" w:color="000000"/>
-              <w:right w:val="none" w:sz="0" w:space="0" w:color="000000"/>
-            </w:tcBorders>
-            <w:shd w:val="clear" w:color="auto" w:fill="FFFFFF"/>
-            <w:tcMar>
-              <w:top w:w="0" w:type="dxa"/>
-              <w:bottom w:w="0" w:type="dxa"/>
-              <w:left w:w="0" w:type="dxa"/>
-              <w:right w:w="0" w:type="dxa"/>
-            </w:tcMar>
-            <w:vAlign w:val="top"/>
-          </w:tcPr>
-          <w:p>
-            <w:pPr>
-              <w:jc w:val="center"/>
-              <w:pBdr>
-                <w:bottom w:val="none" w:sz="0" w:space="0" w:color="000000"/>
-                <w:top w:val="none" w:sz="0" w:space="0" w:color="000000"/>
-                <w:left w:val="none" w:sz="0" w:space="0" w:color="000000"/>
-                <w:right w:val="none" w:sz="0" w:space="0" w:color="000000"/>
-              </w:pBdr>
-              <w:spacing w:after="10" w:before="10" w:line="240"/>
-              <w:ind w:left="100" w:right="100" w:firstLine="0" w:firstLineChars="0"/>
-              <w:rPr>
-                <w:rFonts w:ascii="Arial" w:hAnsi="Arial" w:eastAsia="Arial" w:cs="Arial"/>
-                <w:i w:val="false"/>
-                <w:b w:val="false"/>
-                <w:u w:val="none"/>
-                <w:sz w:val="18"/>
-                <w:szCs w:val="18"/>
-                <w:color w:val="000000"/>
-              </w:rPr>
-            </w:pPr>
-            <w:r>
-              <w:rPr>
-                <w:rFonts w:ascii="Arial" w:hAnsi="Arial" w:eastAsia="Arial" w:cs="Arial"/>
-                <w:i w:val="false"/>
-                <w:b w:val="false"/>
-                <w:u w:val="none"/>
-                <w:sz w:val="18"/>
-                <w:szCs w:val="18"/>
-                <w:color w:val="000000"/>
-              </w:rPr>
-              <w:t xml:space="preserve">21.0 (30.4%)</w:t>
-            </w:r>
-          </w:p>
-        </w:tc>
-        <w:tc>
-          <w:tcPr>
-            <w:tcBorders>
-              <w:bottom w:val="none" w:sz="0" w:space="0" w:color="000000"/>
-              <w:top w:val="none" w:sz="0" w:space="0" w:color="000000"/>
-              <w:left w:val="none" w:sz="0" w:space="0" w:color="000000"/>
-              <w:right w:val="none" w:sz="0" w:space="0" w:color="000000"/>
-            </w:tcBorders>
-            <w:shd w:val="clear" w:color="auto" w:fill="FFFFFF"/>
-            <w:tcMar>
-              <w:top w:w="0" w:type="dxa"/>
-              <w:bottom w:w="0" w:type="dxa"/>
-              <w:left w:w="0" w:type="dxa"/>
-              <w:right w:w="0" w:type="dxa"/>
-            </w:tcMar>
-            <w:vAlign w:val="top"/>
-          </w:tcPr>
-          <w:p>
-            <w:pPr>
-              <w:jc w:val="center"/>
-              <w:pBdr>
-                <w:bottom w:val="none" w:sz="0" w:space="0" w:color="000000"/>
-                <w:top w:val="none" w:sz="0" w:space="0" w:color="000000"/>
-                <w:left w:val="none" w:sz="0" w:space="0" w:color="000000"/>
-                <w:right w:val="none" w:sz="0" w:space="0" w:color="000000"/>
-              </w:pBdr>
-              <w:spacing w:after="10" w:before="10" w:line="240"/>
-              <w:ind w:left="100" w:right="100" w:firstLine="0" w:firstLineChars="0"/>
-              <w:rPr>
-                <w:rFonts w:ascii="Arial" w:hAnsi="Arial" w:eastAsia="Arial" w:cs="Arial"/>
-                <w:i w:val="false"/>
-                <w:b w:val="false"/>
-                <w:u w:val="none"/>
-                <w:sz w:val="18"/>
-                <w:szCs w:val="18"/>
-                <w:color w:val="000000"/>
-              </w:rPr>
-            </w:pPr>
-            <w:r>
-              <w:rPr>
-                <w:rFonts w:ascii="Arial" w:hAnsi="Arial" w:eastAsia="Arial" w:cs="Arial"/>
-                <w:i w:val="false"/>
-                <w:b w:val="false"/>
-                <w:u w:val="none"/>
-                <w:sz w:val="18"/>
-                <w:szCs w:val="18"/>
-                <w:color w:val="000000"/>
-              </w:rPr>
-              <w:t xml:space="preserve">22.0 (31.9%)</w:t>
-            </w:r>
-          </w:p>
-        </w:tc>
-        <w:tc>
-          <w:tcPr>
-            <w:tcBorders>
-              <w:bottom w:val="none" w:sz="0" w:space="0" w:color="000000"/>
-              <w:top w:val="none" w:sz="0" w:space="0" w:color="000000"/>
-              <w:left w:val="none" w:sz="0" w:space="0" w:color="000000"/>
-              <w:right w:val="none" w:sz="0" w:space="0" w:color="000000"/>
-            </w:tcBorders>
-            <w:shd w:val="clear" w:color="auto" w:fill="FFFFFF"/>
-            <w:tcMar>
-              <w:top w:w="0" w:type="dxa"/>
-              <w:bottom w:w="0" w:type="dxa"/>
-              <w:left w:w="0" w:type="dxa"/>
-              <w:right w:w="0" w:type="dxa"/>
-            </w:tcMar>
-            <w:vAlign w:val="top"/>
-          </w:tcPr>
-          <w:p>
-            <w:pPr>
-              <w:jc w:val="center"/>
-              <w:pBdr>
-                <w:bottom w:val="none" w:sz="0" w:space="0" w:color="000000"/>
-                <w:top w:val="none" w:sz="0" w:space="0" w:color="000000"/>
-                <w:left w:val="none" w:sz="0" w:space="0" w:color="000000"/>
-                <w:right w:val="none" w:sz="0" w:space="0" w:color="000000"/>
-              </w:pBdr>
-              <w:spacing w:after="10" w:before="10" w:line="240"/>
-              <w:ind w:left="100" w:right="100" w:firstLine="0" w:firstLineChars="0"/>
-              <w:rPr>
-                <w:rFonts w:ascii="Arial" w:hAnsi="Arial" w:eastAsia="Arial" w:cs="Arial"/>
-                <w:i w:val="false"/>
-                <w:b w:val="false"/>
-                <w:u w:val="none"/>
-                <w:sz w:val="18"/>
-                <w:szCs w:val="18"/>
-                <w:color w:val="000000"/>
-              </w:rPr>
-            </w:pPr>
-            <w:r>
-              <w:rPr>
-                <w:rFonts w:ascii="Arial" w:hAnsi="Arial" w:eastAsia="Arial" w:cs="Arial"/>
-                <w:i w:val="false"/>
-                <w:b w:val="false"/>
-                <w:u w:val="none"/>
-                <w:sz w:val="18"/>
-                <w:szCs w:val="18"/>
-                <w:color w:val="000000"/>
-              </w:rPr>
-              <w:t xml:space="preserve">26.0 (37.7%)</w:t>
+              <w:ind w:left="100" w:right="100" w:firstLine="0" w:firstLineChars="0"/>
+              <w:rPr>
+                <w:rFonts w:ascii="Arial" w:hAnsi="Arial" w:eastAsia="Arial" w:cs="Arial"/>
+                <w:i w:val="false"/>
+                <w:b w:val="false"/>
+                <w:u w:val="none"/>
+                <w:sz w:val="18"/>
+                <w:szCs w:val="18"/>
+                <w:color w:val="000000"/>
+              </w:rPr>
+            </w:pPr>
+            <w:r>
+              <w:rPr>
+                <w:rFonts w:ascii="Arial" w:hAnsi="Arial" w:eastAsia="Arial" w:cs="Arial"/>
+                <w:i w:val="false"/>
+                <w:b w:val="false"/>
+                <w:u w:val="none"/>
+                <w:sz w:val="18"/>
+                <w:szCs w:val="18"/>
+                <w:color w:val="000000"/>
+              </w:rPr>
+              <w:t xml:space="preserve">Perfil lipídico (NHLBI)†††, n (%)</w:t>
             </w:r>
           </w:p>
         </w:tc>
@@ -9952,6 +9796,162 @@
                 <w:color w:val="000000"/>
               </w:rPr>
               <w:t xml:space="preserve"/>
+            </w:r>
+          </w:p>
+        </w:tc>
+        <w:tc>
+          <w:tcPr>
+            <w:tcBorders>
+              <w:bottom w:val="none" w:sz="0" w:space="0" w:color="000000"/>
+              <w:top w:val="none" w:sz="0" w:space="0" w:color="000000"/>
+              <w:left w:val="none" w:sz="0" w:space="0" w:color="000000"/>
+              <w:right w:val="none" w:sz="0" w:space="0" w:color="000000"/>
+            </w:tcBorders>
+            <w:shd w:val="clear" w:color="auto" w:fill="FFFFFF"/>
+            <w:tcMar>
+              <w:top w:w="0" w:type="dxa"/>
+              <w:bottom w:w="0" w:type="dxa"/>
+              <w:left w:w="0" w:type="dxa"/>
+              <w:right w:w="0" w:type="dxa"/>
+            </w:tcMar>
+            <w:vAlign w:val="top"/>
+          </w:tcPr>
+          <w:p>
+            <w:pPr>
+              <w:jc w:val="center"/>
+              <w:pBdr>
+                <w:bottom w:val="none" w:sz="0" w:space="0" w:color="000000"/>
+                <w:top w:val="none" w:sz="0" w:space="0" w:color="000000"/>
+                <w:left w:val="none" w:sz="0" w:space="0" w:color="000000"/>
+                <w:right w:val="none" w:sz="0" w:space="0" w:color="000000"/>
+              </w:pBdr>
+              <w:spacing w:after="10" w:before="10" w:line="240"/>
+              <w:ind w:left="100" w:right="100" w:firstLine="0" w:firstLineChars="0"/>
+              <w:rPr>
+                <w:rFonts w:ascii="Arial" w:hAnsi="Arial" w:eastAsia="Arial" w:cs="Arial"/>
+                <w:i w:val="false"/>
+                <w:b w:val="false"/>
+                <w:u w:val="none"/>
+                <w:sz w:val="18"/>
+                <w:szCs w:val="18"/>
+                <w:color w:val="000000"/>
+              </w:rPr>
+            </w:pPr>
+            <w:r>
+              <w:rPr>
+                <w:rFonts w:ascii="Arial" w:hAnsi="Arial" w:eastAsia="Arial" w:cs="Arial"/>
+                <w:i w:val="false"/>
+                <w:b w:val="false"/>
+                <w:u w:val="none"/>
+                <w:sz w:val="18"/>
+                <w:szCs w:val="18"/>
+                <w:color w:val="000000"/>
+              </w:rPr>
+              <w:t xml:space="preserve"/>
+            </w:r>
+          </w:p>
+        </w:tc>
+        <w:tc>
+          <w:tcPr>
+            <w:tcBorders>
+              <w:bottom w:val="none" w:sz="0" w:space="0" w:color="000000"/>
+              <w:top w:val="none" w:sz="0" w:space="0" w:color="000000"/>
+              <w:left w:val="none" w:sz="0" w:space="0" w:color="000000"/>
+              <w:right w:val="none" w:sz="0" w:space="0" w:color="000000"/>
+            </w:tcBorders>
+            <w:shd w:val="clear" w:color="auto" w:fill="FFFFFF"/>
+            <w:tcMar>
+              <w:top w:w="0" w:type="dxa"/>
+              <w:bottom w:w="0" w:type="dxa"/>
+              <w:left w:w="0" w:type="dxa"/>
+              <w:right w:w="0" w:type="dxa"/>
+            </w:tcMar>
+            <w:vAlign w:val="top"/>
+          </w:tcPr>
+          <w:p>
+            <w:pPr>
+              <w:jc w:val="center"/>
+              <w:pBdr>
+                <w:bottom w:val="none" w:sz="0" w:space="0" w:color="000000"/>
+                <w:top w:val="none" w:sz="0" w:space="0" w:color="000000"/>
+                <w:left w:val="none" w:sz="0" w:space="0" w:color="000000"/>
+                <w:right w:val="none" w:sz="0" w:space="0" w:color="000000"/>
+              </w:pBdr>
+              <w:spacing w:after="10" w:before="10" w:line="240"/>
+              <w:ind w:left="100" w:right="100" w:firstLine="0" w:firstLineChars="0"/>
+              <w:rPr>
+                <w:rFonts w:ascii="Arial" w:hAnsi="Arial" w:eastAsia="Arial" w:cs="Arial"/>
+                <w:i w:val="false"/>
+                <w:b w:val="false"/>
+                <w:u w:val="none"/>
+                <w:sz w:val="18"/>
+                <w:szCs w:val="18"/>
+                <w:color w:val="000000"/>
+              </w:rPr>
+            </w:pPr>
+            <w:r>
+              <w:rPr>
+                <w:rFonts w:ascii="Arial" w:hAnsi="Arial" w:eastAsia="Arial" w:cs="Arial"/>
+                <w:i w:val="false"/>
+                <w:b w:val="false"/>
+                <w:u w:val="none"/>
+                <w:sz w:val="18"/>
+                <w:szCs w:val="18"/>
+                <w:color w:val="000000"/>
+              </w:rPr>
+              <w:t xml:space="preserve">0.482**</w:t>
+            </w:r>
+          </w:p>
+        </w:tc>
+        <w:tc>
+          <w:tcPr>
+            <w:tcBorders>
+              <w:bottom w:val="none" w:sz="0" w:space="0" w:color="000000"/>
+              <w:top w:val="none" w:sz="0" w:space="0" w:color="000000"/>
+              <w:left w:val="none" w:sz="0" w:space="0" w:color="000000"/>
+              <w:right w:val="none" w:sz="0" w:space="0" w:color="000000"/>
+            </w:tcBorders>
+            <w:shd w:val="clear" w:color="auto" w:fill="FFFFFF"/>
+            <w:tcMar>
+              <w:top w:w="0" w:type="dxa"/>
+              <w:bottom w:w="0" w:type="dxa"/>
+              <w:left w:w="0" w:type="dxa"/>
+              <w:right w:w="0" w:type="dxa"/>
+            </w:tcMar>
+            <w:vAlign w:val="top"/>
+          </w:tcPr>
+          <w:p>
+            <w:pPr>
+              <w:jc w:val="center"/>
+              <w:pBdr>
+                <w:bottom w:val="none" w:sz="0" w:space="0" w:color="000000"/>
+                <w:top w:val="none" w:sz="0" w:space="0" w:color="000000"/>
+                <w:left w:val="none" w:sz="0" w:space="0" w:color="000000"/>
+                <w:right w:val="none" w:sz="0" w:space="0" w:color="000000"/>
+              </w:pBdr>
+              <w:spacing w:after="10" w:before="10" w:line="240"/>
+              <w:ind w:left="100" w:right="100" w:firstLine="0" w:firstLineChars="0"/>
+              <w:rPr>
+                <w:rFonts w:ascii="Arial" w:hAnsi="Arial" w:eastAsia="Arial" w:cs="Arial"/>
+                <w:i w:val="false"/>
+                <w:b w:val="false"/>
+                <w:u w:val="none"/>
+                <w:sz w:val="18"/>
+                <w:szCs w:val="18"/>
+                <w:color w:val="000000"/>
+              </w:rPr>
+            </w:pPr>
+            <w:r>
+              <w:rPr>
+                <w:rFonts w:ascii="Arial" w:hAnsi="Arial" w:eastAsia="Arial" w:cs="Arial"/>
+                <w:i w:val="false"/>
+                <w:b w:val="false"/>
+                <w:u w:val="none"/>
+                <w:sz w:val="18"/>
+                <w:szCs w:val="18"/>
+                <w:color w:val="000000"/>
+              </w:rPr>
+              <w:t xml:space="preserve">0.158 †</w:t>
             </w:r>
           </w:p>
         </w:tc>
@@ -10009,163 +10009,163 @@
                 <w:szCs w:val="18"/>
                 <w:color w:val="000000"/>
               </w:rPr>
-              <w:t xml:space="preserve">Alto</w:t>
-            </w:r>
-          </w:p>
-        </w:tc>
-        <w:tc>
-          <w:tcPr>
-            <w:tcBorders>
-              <w:bottom w:val="none" w:sz="0" w:space="0" w:color="000000"/>
-              <w:top w:val="none" w:sz="0" w:space="0" w:color="000000"/>
-              <w:left w:val="none" w:sz="0" w:space="0" w:color="000000"/>
-              <w:right w:val="none" w:sz="0" w:space="0" w:color="000000"/>
-            </w:tcBorders>
-            <w:shd w:val="clear" w:color="auto" w:fill="FFFFFF"/>
-            <w:tcMar>
-              <w:top w:w="0" w:type="dxa"/>
-              <w:bottom w:w="0" w:type="dxa"/>
-              <w:left w:w="0" w:type="dxa"/>
-              <w:right w:w="0" w:type="dxa"/>
-            </w:tcMar>
-            <w:vAlign w:val="top"/>
-          </w:tcPr>
-          <w:p>
-            <w:pPr>
-              <w:jc w:val="center"/>
-              <w:pBdr>
-                <w:bottom w:val="none" w:sz="0" w:space="0" w:color="000000"/>
-                <w:top w:val="none" w:sz="0" w:space="0" w:color="000000"/>
-                <w:left w:val="none" w:sz="0" w:space="0" w:color="000000"/>
-                <w:right w:val="none" w:sz="0" w:space="0" w:color="000000"/>
-              </w:pBdr>
-              <w:spacing w:after="10" w:before="10" w:line="240"/>
-              <w:ind w:left="100" w:right="100" w:firstLine="0" w:firstLineChars="0"/>
-              <w:rPr>
-                <w:rFonts w:ascii="Arial" w:hAnsi="Arial" w:eastAsia="Arial" w:cs="Arial"/>
-                <w:i w:val="false"/>
-                <w:b w:val="false"/>
-                <w:u w:val="none"/>
-                <w:sz w:val="18"/>
-                <w:szCs w:val="18"/>
-                <w:color w:val="000000"/>
-              </w:rPr>
-            </w:pPr>
-            <w:r>
-              <w:rPr>
-                <w:rFonts w:ascii="Arial" w:hAnsi="Arial" w:eastAsia="Arial" w:cs="Arial"/>
-                <w:i w:val="false"/>
-                <w:b w:val="false"/>
-                <w:u w:val="none"/>
-                <w:sz w:val="18"/>
-                <w:szCs w:val="18"/>
-                <w:color w:val="000000"/>
-              </w:rPr>
-              <w:t xml:space="preserve">0.0 (0.0%)</w:t>
-            </w:r>
-          </w:p>
-        </w:tc>
-        <w:tc>
-          <w:tcPr>
-            <w:tcBorders>
-              <w:bottom w:val="none" w:sz="0" w:space="0" w:color="000000"/>
-              <w:top w:val="none" w:sz="0" w:space="0" w:color="000000"/>
-              <w:left w:val="none" w:sz="0" w:space="0" w:color="000000"/>
-              <w:right w:val="none" w:sz="0" w:space="0" w:color="000000"/>
-            </w:tcBorders>
-            <w:shd w:val="clear" w:color="auto" w:fill="FFFFFF"/>
-            <w:tcMar>
-              <w:top w:w="0" w:type="dxa"/>
-              <w:bottom w:w="0" w:type="dxa"/>
-              <w:left w:w="0" w:type="dxa"/>
-              <w:right w:w="0" w:type="dxa"/>
-            </w:tcMar>
-            <w:vAlign w:val="top"/>
-          </w:tcPr>
-          <w:p>
-            <w:pPr>
-              <w:jc w:val="center"/>
-              <w:pBdr>
-                <w:bottom w:val="none" w:sz="0" w:space="0" w:color="000000"/>
-                <w:top w:val="none" w:sz="0" w:space="0" w:color="000000"/>
-                <w:left w:val="none" w:sz="0" w:space="0" w:color="000000"/>
-                <w:right w:val="none" w:sz="0" w:space="0" w:color="000000"/>
-              </w:pBdr>
-              <w:spacing w:after="10" w:before="10" w:line="240"/>
-              <w:ind w:left="100" w:right="100" w:firstLine="0" w:firstLineChars="0"/>
-              <w:rPr>
-                <w:rFonts w:ascii="Arial" w:hAnsi="Arial" w:eastAsia="Arial" w:cs="Arial"/>
-                <w:i w:val="false"/>
-                <w:b w:val="false"/>
-                <w:u w:val="none"/>
-                <w:sz w:val="18"/>
-                <w:szCs w:val="18"/>
-                <w:color w:val="000000"/>
-              </w:rPr>
-            </w:pPr>
-            <w:r>
-              <w:rPr>
-                <w:rFonts w:ascii="Arial" w:hAnsi="Arial" w:eastAsia="Arial" w:cs="Arial"/>
-                <w:i w:val="false"/>
-                <w:b w:val="false"/>
-                <w:u w:val="none"/>
-                <w:sz w:val="18"/>
-                <w:szCs w:val="18"/>
-                <w:color w:val="000000"/>
-              </w:rPr>
-              <w:t xml:space="preserve">3.0 (75.0%)</w:t>
-            </w:r>
-          </w:p>
-        </w:tc>
-        <w:tc>
-          <w:tcPr>
-            <w:tcBorders>
-              <w:bottom w:val="none" w:sz="0" w:space="0" w:color="000000"/>
-              <w:top w:val="none" w:sz="0" w:space="0" w:color="000000"/>
-              <w:left w:val="none" w:sz="0" w:space="0" w:color="000000"/>
-              <w:right w:val="none" w:sz="0" w:space="0" w:color="000000"/>
-            </w:tcBorders>
-            <w:shd w:val="clear" w:color="auto" w:fill="FFFFFF"/>
-            <w:tcMar>
-              <w:top w:w="0" w:type="dxa"/>
-              <w:bottom w:w="0" w:type="dxa"/>
-              <w:left w:w="0" w:type="dxa"/>
-              <w:right w:w="0" w:type="dxa"/>
-            </w:tcMar>
-            <w:vAlign w:val="top"/>
-          </w:tcPr>
-          <w:p>
-            <w:pPr>
-              <w:jc w:val="center"/>
-              <w:pBdr>
-                <w:bottom w:val="none" w:sz="0" w:space="0" w:color="000000"/>
-                <w:top w:val="none" w:sz="0" w:space="0" w:color="000000"/>
-                <w:left w:val="none" w:sz="0" w:space="0" w:color="000000"/>
-                <w:right w:val="none" w:sz="0" w:space="0" w:color="000000"/>
-              </w:pBdr>
-              <w:spacing w:after="10" w:before="10" w:line="240"/>
-              <w:ind w:left="100" w:right="100" w:firstLine="0" w:firstLineChars="0"/>
-              <w:rPr>
-                <w:rFonts w:ascii="Arial" w:hAnsi="Arial" w:eastAsia="Arial" w:cs="Arial"/>
-                <w:i w:val="false"/>
-                <w:b w:val="false"/>
-                <w:u w:val="none"/>
-                <w:sz w:val="18"/>
-                <w:szCs w:val="18"/>
-                <w:color w:val="000000"/>
-              </w:rPr>
-            </w:pPr>
-            <w:r>
-              <w:rPr>
-                <w:rFonts w:ascii="Arial" w:hAnsi="Arial" w:eastAsia="Arial" w:cs="Arial"/>
-                <w:i w:val="false"/>
-                <w:b w:val="false"/>
-                <w:u w:val="none"/>
-                <w:sz w:val="18"/>
-                <w:szCs w:val="18"/>
-                <w:color w:val="000000"/>
-              </w:rPr>
-              <w:t xml:space="preserve">1.0 (25.0%)</w:t>
+              <w:t xml:space="preserve">Aceptable</w:t>
+            </w:r>
+          </w:p>
+        </w:tc>
+        <w:tc>
+          <w:tcPr>
+            <w:tcBorders>
+              <w:bottom w:val="none" w:sz="0" w:space="0" w:color="000000"/>
+              <w:top w:val="none" w:sz="0" w:space="0" w:color="000000"/>
+              <w:left w:val="none" w:sz="0" w:space="0" w:color="000000"/>
+              <w:right w:val="none" w:sz="0" w:space="0" w:color="000000"/>
+            </w:tcBorders>
+            <w:shd w:val="clear" w:color="auto" w:fill="FFFFFF"/>
+            <w:tcMar>
+              <w:top w:w="0" w:type="dxa"/>
+              <w:bottom w:w="0" w:type="dxa"/>
+              <w:left w:w="0" w:type="dxa"/>
+              <w:right w:w="0" w:type="dxa"/>
+            </w:tcMar>
+            <w:vAlign w:val="top"/>
+          </w:tcPr>
+          <w:p>
+            <w:pPr>
+              <w:jc w:val="center"/>
+              <w:pBdr>
+                <w:bottom w:val="none" w:sz="0" w:space="0" w:color="000000"/>
+                <w:top w:val="none" w:sz="0" w:space="0" w:color="000000"/>
+                <w:left w:val="none" w:sz="0" w:space="0" w:color="000000"/>
+                <w:right w:val="none" w:sz="0" w:space="0" w:color="000000"/>
+              </w:pBdr>
+              <w:spacing w:after="10" w:before="10" w:line="240"/>
+              <w:ind w:left="100" w:right="100" w:firstLine="0" w:firstLineChars="0"/>
+              <w:rPr>
+                <w:rFonts w:ascii="Arial" w:hAnsi="Arial" w:eastAsia="Arial" w:cs="Arial"/>
+                <w:i w:val="false"/>
+                <w:b w:val="false"/>
+                <w:u w:val="none"/>
+                <w:sz w:val="18"/>
+                <w:szCs w:val="18"/>
+                <w:color w:val="000000"/>
+              </w:rPr>
+            </w:pPr>
+            <w:r>
+              <w:rPr>
+                <w:rFonts w:ascii="Arial" w:hAnsi="Arial" w:eastAsia="Arial" w:cs="Arial"/>
+                <w:i w:val="false"/>
+                <w:b w:val="false"/>
+                <w:u w:val="none"/>
+                <w:sz w:val="18"/>
+                <w:szCs w:val="18"/>
+                <w:color w:val="000000"/>
+              </w:rPr>
+              <w:t xml:space="preserve">20.0 (30.8%)</w:t>
+            </w:r>
+          </w:p>
+        </w:tc>
+        <w:tc>
+          <w:tcPr>
+            <w:tcBorders>
+              <w:bottom w:val="none" w:sz="0" w:space="0" w:color="000000"/>
+              <w:top w:val="none" w:sz="0" w:space="0" w:color="000000"/>
+              <w:left w:val="none" w:sz="0" w:space="0" w:color="000000"/>
+              <w:right w:val="none" w:sz="0" w:space="0" w:color="000000"/>
+            </w:tcBorders>
+            <w:shd w:val="clear" w:color="auto" w:fill="FFFFFF"/>
+            <w:tcMar>
+              <w:top w:w="0" w:type="dxa"/>
+              <w:bottom w:w="0" w:type="dxa"/>
+              <w:left w:w="0" w:type="dxa"/>
+              <w:right w:w="0" w:type="dxa"/>
+            </w:tcMar>
+            <w:vAlign w:val="top"/>
+          </w:tcPr>
+          <w:p>
+            <w:pPr>
+              <w:jc w:val="center"/>
+              <w:pBdr>
+                <w:bottom w:val="none" w:sz="0" w:space="0" w:color="000000"/>
+                <w:top w:val="none" w:sz="0" w:space="0" w:color="000000"/>
+                <w:left w:val="none" w:sz="0" w:space="0" w:color="000000"/>
+                <w:right w:val="none" w:sz="0" w:space="0" w:color="000000"/>
+              </w:pBdr>
+              <w:spacing w:after="10" w:before="10" w:line="240"/>
+              <w:ind w:left="100" w:right="100" w:firstLine="0" w:firstLineChars="0"/>
+              <w:rPr>
+                <w:rFonts w:ascii="Arial" w:hAnsi="Arial" w:eastAsia="Arial" w:cs="Arial"/>
+                <w:i w:val="false"/>
+                <w:b w:val="false"/>
+                <w:u w:val="none"/>
+                <w:sz w:val="18"/>
+                <w:szCs w:val="18"/>
+                <w:color w:val="000000"/>
+              </w:rPr>
+            </w:pPr>
+            <w:r>
+              <w:rPr>
+                <w:rFonts w:ascii="Arial" w:hAnsi="Arial" w:eastAsia="Arial" w:cs="Arial"/>
+                <w:i w:val="false"/>
+                <w:b w:val="false"/>
+                <w:u w:val="none"/>
+                <w:sz w:val="18"/>
+                <w:szCs w:val="18"/>
+                <w:color w:val="000000"/>
+              </w:rPr>
+              <w:t xml:space="preserve">21.0 (32.3%)</w:t>
+            </w:r>
+          </w:p>
+        </w:tc>
+        <w:tc>
+          <w:tcPr>
+            <w:tcBorders>
+              <w:bottom w:val="none" w:sz="0" w:space="0" w:color="000000"/>
+              <w:top w:val="none" w:sz="0" w:space="0" w:color="000000"/>
+              <w:left w:val="none" w:sz="0" w:space="0" w:color="000000"/>
+              <w:right w:val="none" w:sz="0" w:space="0" w:color="000000"/>
+            </w:tcBorders>
+            <w:shd w:val="clear" w:color="auto" w:fill="FFFFFF"/>
+            <w:tcMar>
+              <w:top w:w="0" w:type="dxa"/>
+              <w:bottom w:w="0" w:type="dxa"/>
+              <w:left w:w="0" w:type="dxa"/>
+              <w:right w:w="0" w:type="dxa"/>
+            </w:tcMar>
+            <w:vAlign w:val="top"/>
+          </w:tcPr>
+          <w:p>
+            <w:pPr>
+              <w:jc w:val="center"/>
+              <w:pBdr>
+                <w:bottom w:val="none" w:sz="0" w:space="0" w:color="000000"/>
+                <w:top w:val="none" w:sz="0" w:space="0" w:color="000000"/>
+                <w:left w:val="none" w:sz="0" w:space="0" w:color="000000"/>
+                <w:right w:val="none" w:sz="0" w:space="0" w:color="000000"/>
+              </w:pBdr>
+              <w:spacing w:after="10" w:before="10" w:line="240"/>
+              <w:ind w:left="100" w:right="100" w:firstLine="0" w:firstLineChars="0"/>
+              <w:rPr>
+                <w:rFonts w:ascii="Arial" w:hAnsi="Arial" w:eastAsia="Arial" w:cs="Arial"/>
+                <w:i w:val="false"/>
+                <w:b w:val="false"/>
+                <w:u w:val="none"/>
+                <w:sz w:val="18"/>
+                <w:szCs w:val="18"/>
+                <w:color w:val="000000"/>
+              </w:rPr>
+            </w:pPr>
+            <w:r>
+              <w:rPr>
+                <w:rFonts w:ascii="Arial" w:hAnsi="Arial" w:eastAsia="Arial" w:cs="Arial"/>
+                <w:i w:val="false"/>
+                <w:b w:val="false"/>
+                <w:u w:val="none"/>
+                <w:sz w:val="18"/>
+                <w:szCs w:val="18"/>
+                <w:color w:val="000000"/>
+              </w:rPr>
+              <w:t xml:space="preserve">24.0 (36.9%)</w:t>
             </w:r>
           </w:p>
         </w:tc>
@@ -10327,163 +10327,163 @@
                 <w:szCs w:val="18"/>
                 <w:color w:val="000000"/>
               </w:rPr>
-              <w:t xml:space="preserve">Límite</w:t>
-            </w:r>
-          </w:p>
-        </w:tc>
-        <w:tc>
-          <w:tcPr>
-            <w:tcBorders>
-              <w:bottom w:val="none" w:sz="0" w:space="0" w:color="000000"/>
-              <w:top w:val="none" w:sz="0" w:space="0" w:color="000000"/>
-              <w:left w:val="none" w:sz="0" w:space="0" w:color="000000"/>
-              <w:right w:val="none" w:sz="0" w:space="0" w:color="000000"/>
-            </w:tcBorders>
-            <w:shd w:val="clear" w:color="auto" w:fill="FFFFFF"/>
-            <w:tcMar>
-              <w:top w:w="0" w:type="dxa"/>
-              <w:bottom w:w="0" w:type="dxa"/>
-              <w:left w:w="0" w:type="dxa"/>
-              <w:right w:w="0" w:type="dxa"/>
-            </w:tcMar>
-            <w:vAlign w:val="top"/>
-          </w:tcPr>
-          <w:p>
-            <w:pPr>
-              <w:jc w:val="center"/>
-              <w:pBdr>
-                <w:bottom w:val="none" w:sz="0" w:space="0" w:color="000000"/>
-                <w:top w:val="none" w:sz="0" w:space="0" w:color="000000"/>
-                <w:left w:val="none" w:sz="0" w:space="0" w:color="000000"/>
-                <w:right w:val="none" w:sz="0" w:space="0" w:color="000000"/>
-              </w:pBdr>
-              <w:spacing w:after="10" w:before="10" w:line="240"/>
-              <w:ind w:left="100" w:right="100" w:firstLine="0" w:firstLineChars="0"/>
-              <w:rPr>
-                <w:rFonts w:ascii="Arial" w:hAnsi="Arial" w:eastAsia="Arial" w:cs="Arial"/>
-                <w:i w:val="false"/>
-                <w:b w:val="false"/>
-                <w:u w:val="none"/>
-                <w:sz w:val="18"/>
-                <w:szCs w:val="18"/>
-                <w:color w:val="000000"/>
-              </w:rPr>
-            </w:pPr>
-            <w:r>
-              <w:rPr>
-                <w:rFonts w:ascii="Arial" w:hAnsi="Arial" w:eastAsia="Arial" w:cs="Arial"/>
-                <w:i w:val="false"/>
-                <w:b w:val="false"/>
-                <w:u w:val="none"/>
-                <w:sz w:val="18"/>
-                <w:szCs w:val="18"/>
-                <w:color w:val="000000"/>
-              </w:rPr>
-              <w:t xml:space="preserve">0.0 (0.0%)</w:t>
-            </w:r>
-          </w:p>
-        </w:tc>
-        <w:tc>
-          <w:tcPr>
-            <w:tcBorders>
-              <w:bottom w:val="none" w:sz="0" w:space="0" w:color="000000"/>
-              <w:top w:val="none" w:sz="0" w:space="0" w:color="000000"/>
-              <w:left w:val="none" w:sz="0" w:space="0" w:color="000000"/>
-              <w:right w:val="none" w:sz="0" w:space="0" w:color="000000"/>
-            </w:tcBorders>
-            <w:shd w:val="clear" w:color="auto" w:fill="FFFFFF"/>
-            <w:tcMar>
-              <w:top w:w="0" w:type="dxa"/>
-              <w:bottom w:w="0" w:type="dxa"/>
-              <w:left w:w="0" w:type="dxa"/>
-              <w:right w:w="0" w:type="dxa"/>
-            </w:tcMar>
-            <w:vAlign w:val="top"/>
-          </w:tcPr>
-          <w:p>
-            <w:pPr>
-              <w:jc w:val="center"/>
-              <w:pBdr>
-                <w:bottom w:val="none" w:sz="0" w:space="0" w:color="000000"/>
-                <w:top w:val="none" w:sz="0" w:space="0" w:color="000000"/>
-                <w:left w:val="none" w:sz="0" w:space="0" w:color="000000"/>
-                <w:right w:val="none" w:sz="0" w:space="0" w:color="000000"/>
-              </w:pBdr>
-              <w:spacing w:after="10" w:before="10" w:line="240"/>
-              <w:ind w:left="100" w:right="100" w:firstLine="0" w:firstLineChars="0"/>
-              <w:rPr>
-                <w:rFonts w:ascii="Arial" w:hAnsi="Arial" w:eastAsia="Arial" w:cs="Arial"/>
-                <w:i w:val="false"/>
-                <w:b w:val="false"/>
-                <w:u w:val="none"/>
-                <w:sz w:val="18"/>
-                <w:szCs w:val="18"/>
-                <w:color w:val="000000"/>
-              </w:rPr>
-            </w:pPr>
-            <w:r>
-              <w:rPr>
-                <w:rFonts w:ascii="Arial" w:hAnsi="Arial" w:eastAsia="Arial" w:cs="Arial"/>
-                <w:i w:val="false"/>
-                <w:b w:val="false"/>
-                <w:u w:val="none"/>
-                <w:sz w:val="18"/>
-                <w:szCs w:val="18"/>
-                <w:color w:val="000000"/>
-              </w:rPr>
-              <w:t xml:space="preserve">0.0 (0.0%)</w:t>
-            </w:r>
-          </w:p>
-        </w:tc>
-        <w:tc>
-          <w:tcPr>
-            <w:tcBorders>
-              <w:bottom w:val="none" w:sz="0" w:space="0" w:color="000000"/>
-              <w:top w:val="none" w:sz="0" w:space="0" w:color="000000"/>
-              <w:left w:val="none" w:sz="0" w:space="0" w:color="000000"/>
-              <w:right w:val="none" w:sz="0" w:space="0" w:color="000000"/>
-            </w:tcBorders>
-            <w:shd w:val="clear" w:color="auto" w:fill="FFFFFF"/>
-            <w:tcMar>
-              <w:top w:w="0" w:type="dxa"/>
-              <w:bottom w:w="0" w:type="dxa"/>
-              <w:left w:w="0" w:type="dxa"/>
-              <w:right w:w="0" w:type="dxa"/>
-            </w:tcMar>
-            <w:vAlign w:val="top"/>
-          </w:tcPr>
-          <w:p>
-            <w:pPr>
-              <w:jc w:val="center"/>
-              <w:pBdr>
-                <w:bottom w:val="none" w:sz="0" w:space="0" w:color="000000"/>
-                <w:top w:val="none" w:sz="0" w:space="0" w:color="000000"/>
-                <w:left w:val="none" w:sz="0" w:space="0" w:color="000000"/>
-                <w:right w:val="none" w:sz="0" w:space="0" w:color="000000"/>
-              </w:pBdr>
-              <w:spacing w:after="10" w:before="10" w:line="240"/>
-              <w:ind w:left="100" w:right="100" w:firstLine="0" w:firstLineChars="0"/>
-              <w:rPr>
-                <w:rFonts w:ascii="Arial" w:hAnsi="Arial" w:eastAsia="Arial" w:cs="Arial"/>
-                <w:i w:val="false"/>
-                <w:b w:val="false"/>
-                <w:u w:val="none"/>
-                <w:sz w:val="18"/>
-                <w:szCs w:val="18"/>
-                <w:color w:val="000000"/>
-              </w:rPr>
-            </w:pPr>
-            <w:r>
-              <w:rPr>
-                <w:rFonts w:ascii="Arial" w:hAnsi="Arial" w:eastAsia="Arial" w:cs="Arial"/>
-                <w:i w:val="false"/>
-                <w:b w:val="false"/>
-                <w:u w:val="none"/>
-                <w:sz w:val="18"/>
-                <w:szCs w:val="18"/>
-                <w:color w:val="000000"/>
-              </w:rPr>
-              <w:t xml:space="preserve">2.0 (100.0%)</w:t>
+              <w:t xml:space="preserve">Hipercolesterolemia</w:t>
+            </w:r>
+          </w:p>
+        </w:tc>
+        <w:tc>
+          <w:tcPr>
+            <w:tcBorders>
+              <w:bottom w:val="none" w:sz="0" w:space="0" w:color="000000"/>
+              <w:top w:val="none" w:sz="0" w:space="0" w:color="000000"/>
+              <w:left w:val="none" w:sz="0" w:space="0" w:color="000000"/>
+              <w:right w:val="none" w:sz="0" w:space="0" w:color="000000"/>
+            </w:tcBorders>
+            <w:shd w:val="clear" w:color="auto" w:fill="FFFFFF"/>
+            <w:tcMar>
+              <w:top w:w="0" w:type="dxa"/>
+              <w:bottom w:w="0" w:type="dxa"/>
+              <w:left w:w="0" w:type="dxa"/>
+              <w:right w:w="0" w:type="dxa"/>
+            </w:tcMar>
+            <w:vAlign w:val="top"/>
+          </w:tcPr>
+          <w:p>
+            <w:pPr>
+              <w:jc w:val="center"/>
+              <w:pBdr>
+                <w:bottom w:val="none" w:sz="0" w:space="0" w:color="000000"/>
+                <w:top w:val="none" w:sz="0" w:space="0" w:color="000000"/>
+                <w:left w:val="none" w:sz="0" w:space="0" w:color="000000"/>
+                <w:right w:val="none" w:sz="0" w:space="0" w:color="000000"/>
+              </w:pBdr>
+              <w:spacing w:after="10" w:before="10" w:line="240"/>
+              <w:ind w:left="100" w:right="100" w:firstLine="0" w:firstLineChars="0"/>
+              <w:rPr>
+                <w:rFonts w:ascii="Arial" w:hAnsi="Arial" w:eastAsia="Arial" w:cs="Arial"/>
+                <w:i w:val="false"/>
+                <w:b w:val="false"/>
+                <w:u w:val="none"/>
+                <w:sz w:val="18"/>
+                <w:szCs w:val="18"/>
+                <w:color w:val="000000"/>
+              </w:rPr>
+            </w:pPr>
+            <w:r>
+              <w:rPr>
+                <w:rFonts w:ascii="Arial" w:hAnsi="Arial" w:eastAsia="Arial" w:cs="Arial"/>
+                <w:i w:val="false"/>
+                <w:b w:val="false"/>
+                <w:u w:val="none"/>
+                <w:sz w:val="18"/>
+                <w:szCs w:val="18"/>
+                <w:color w:val="000000"/>
+              </w:rPr>
+              <w:t xml:space="preserve">1.0 (10.0%)</w:t>
+            </w:r>
+          </w:p>
+        </w:tc>
+        <w:tc>
+          <w:tcPr>
+            <w:tcBorders>
+              <w:bottom w:val="none" w:sz="0" w:space="0" w:color="000000"/>
+              <w:top w:val="none" w:sz="0" w:space="0" w:color="000000"/>
+              <w:left w:val="none" w:sz="0" w:space="0" w:color="000000"/>
+              <w:right w:val="none" w:sz="0" w:space="0" w:color="000000"/>
+            </w:tcBorders>
+            <w:shd w:val="clear" w:color="auto" w:fill="FFFFFF"/>
+            <w:tcMar>
+              <w:top w:w="0" w:type="dxa"/>
+              <w:bottom w:w="0" w:type="dxa"/>
+              <w:left w:w="0" w:type="dxa"/>
+              <w:right w:w="0" w:type="dxa"/>
+            </w:tcMar>
+            <w:vAlign w:val="top"/>
+          </w:tcPr>
+          <w:p>
+            <w:pPr>
+              <w:jc w:val="center"/>
+              <w:pBdr>
+                <w:bottom w:val="none" w:sz="0" w:space="0" w:color="000000"/>
+                <w:top w:val="none" w:sz="0" w:space="0" w:color="000000"/>
+                <w:left w:val="none" w:sz="0" w:space="0" w:color="000000"/>
+                <w:right w:val="none" w:sz="0" w:space="0" w:color="000000"/>
+              </w:pBdr>
+              <w:spacing w:after="10" w:before="10" w:line="240"/>
+              <w:ind w:left="100" w:right="100" w:firstLine="0" w:firstLineChars="0"/>
+              <w:rPr>
+                <w:rFonts w:ascii="Arial" w:hAnsi="Arial" w:eastAsia="Arial" w:cs="Arial"/>
+                <w:i w:val="false"/>
+                <w:b w:val="false"/>
+                <w:u w:val="none"/>
+                <w:sz w:val="18"/>
+                <w:szCs w:val="18"/>
+                <w:color w:val="000000"/>
+              </w:rPr>
+            </w:pPr>
+            <w:r>
+              <w:rPr>
+                <w:rFonts w:ascii="Arial" w:hAnsi="Arial" w:eastAsia="Arial" w:cs="Arial"/>
+                <w:i w:val="false"/>
+                <w:b w:val="false"/>
+                <w:u w:val="none"/>
+                <w:sz w:val="18"/>
+                <w:szCs w:val="18"/>
+                <w:color w:val="000000"/>
+              </w:rPr>
+              <w:t xml:space="preserve">4.0 (40.0%)</w:t>
+            </w:r>
+          </w:p>
+        </w:tc>
+        <w:tc>
+          <w:tcPr>
+            <w:tcBorders>
+              <w:bottom w:val="none" w:sz="0" w:space="0" w:color="000000"/>
+              <w:top w:val="none" w:sz="0" w:space="0" w:color="000000"/>
+              <w:left w:val="none" w:sz="0" w:space="0" w:color="000000"/>
+              <w:right w:val="none" w:sz="0" w:space="0" w:color="000000"/>
+            </w:tcBorders>
+            <w:shd w:val="clear" w:color="auto" w:fill="FFFFFF"/>
+            <w:tcMar>
+              <w:top w:w="0" w:type="dxa"/>
+              <w:bottom w:w="0" w:type="dxa"/>
+              <w:left w:w="0" w:type="dxa"/>
+              <w:right w:w="0" w:type="dxa"/>
+            </w:tcMar>
+            <w:vAlign w:val="top"/>
+          </w:tcPr>
+          <w:p>
+            <w:pPr>
+              <w:jc w:val="center"/>
+              <w:pBdr>
+                <w:bottom w:val="none" w:sz="0" w:space="0" w:color="000000"/>
+                <w:top w:val="none" w:sz="0" w:space="0" w:color="000000"/>
+                <w:left w:val="none" w:sz="0" w:space="0" w:color="000000"/>
+                <w:right w:val="none" w:sz="0" w:space="0" w:color="000000"/>
+              </w:pBdr>
+              <w:spacing w:after="10" w:before="10" w:line="240"/>
+              <w:ind w:left="100" w:right="100" w:firstLine="0" w:firstLineChars="0"/>
+              <w:rPr>
+                <w:rFonts w:ascii="Arial" w:hAnsi="Arial" w:eastAsia="Arial" w:cs="Arial"/>
+                <w:i w:val="false"/>
+                <w:b w:val="false"/>
+                <w:u w:val="none"/>
+                <w:sz w:val="18"/>
+                <w:szCs w:val="18"/>
+                <w:color w:val="000000"/>
+              </w:rPr>
+            </w:pPr>
+            <w:r>
+              <w:rPr>
+                <w:rFonts w:ascii="Arial" w:hAnsi="Arial" w:eastAsia="Arial" w:cs="Arial"/>
+                <w:i w:val="false"/>
+                <w:b w:val="false"/>
+                <w:u w:val="none"/>
+                <w:sz w:val="18"/>
+                <w:szCs w:val="18"/>
+                <w:color w:val="000000"/>
+              </w:rPr>
+              <w:t xml:space="preserve">5.0 (50.0%)</w:t>
             </w:r>
           </w:p>
         </w:tc>
@@ -10645,267 +10645,267 @@
                 <w:szCs w:val="18"/>
                 <w:color w:val="000000"/>
               </w:rPr>
-              <w:t xml:space="preserve">TyG, Mediana (Q1, Q3)</w:t>
-            </w:r>
-          </w:p>
-        </w:tc>
-        <w:tc>
-          <w:tcPr>
-            <w:tcBorders>
-              <w:bottom w:val="none" w:sz="0" w:space="0" w:color="000000"/>
-              <w:top w:val="none" w:sz="0" w:space="0" w:color="000000"/>
-              <w:left w:val="none" w:sz="0" w:space="0" w:color="000000"/>
-              <w:right w:val="none" w:sz="0" w:space="0" w:color="000000"/>
-            </w:tcBorders>
-            <w:shd w:val="clear" w:color="auto" w:fill="FFFFFF"/>
-            <w:tcMar>
-              <w:top w:w="0" w:type="dxa"/>
-              <w:bottom w:w="0" w:type="dxa"/>
-              <w:left w:w="0" w:type="dxa"/>
-              <w:right w:w="0" w:type="dxa"/>
-            </w:tcMar>
-            <w:vAlign w:val="top"/>
-          </w:tcPr>
-          <w:p>
-            <w:pPr>
-              <w:jc w:val="center"/>
-              <w:pBdr>
-                <w:bottom w:val="none" w:sz="0" w:space="0" w:color="000000"/>
-                <w:top w:val="none" w:sz="0" w:space="0" w:color="000000"/>
-                <w:left w:val="none" w:sz="0" w:space="0" w:color="000000"/>
-                <w:right w:val="none" w:sz="0" w:space="0" w:color="000000"/>
-              </w:pBdr>
-              <w:spacing w:after="10" w:before="10" w:line="240"/>
-              <w:ind w:left="100" w:right="100" w:firstLine="0" w:firstLineChars="0"/>
-              <w:rPr>
-                <w:rFonts w:ascii="Arial" w:hAnsi="Arial" w:eastAsia="Arial" w:cs="Arial"/>
-                <w:i w:val="false"/>
-                <w:b w:val="false"/>
-                <w:u w:val="none"/>
-                <w:sz w:val="18"/>
-                <w:szCs w:val="18"/>
-                <w:color w:val="000000"/>
-              </w:rPr>
-            </w:pPr>
-            <w:r>
-              <w:rPr>
-                <w:rFonts w:ascii="Arial" w:hAnsi="Arial" w:eastAsia="Arial" w:cs="Arial"/>
-                <w:i w:val="false"/>
-                <w:b w:val="false"/>
-                <w:u w:val="none"/>
-                <w:sz w:val="18"/>
-                <w:szCs w:val="18"/>
-                <w:color w:val="000000"/>
-              </w:rPr>
-              <w:t xml:space="preserve">8.34 (8.16, 8.60)</w:t>
-            </w:r>
-          </w:p>
-        </w:tc>
-        <w:tc>
-          <w:tcPr>
-            <w:tcBorders>
-              <w:bottom w:val="none" w:sz="0" w:space="0" w:color="000000"/>
-              <w:top w:val="none" w:sz="0" w:space="0" w:color="000000"/>
-              <w:left w:val="none" w:sz="0" w:space="0" w:color="000000"/>
-              <w:right w:val="none" w:sz="0" w:space="0" w:color="000000"/>
-            </w:tcBorders>
-            <w:shd w:val="clear" w:color="auto" w:fill="FFFFFF"/>
-            <w:tcMar>
-              <w:top w:w="0" w:type="dxa"/>
-              <w:bottom w:w="0" w:type="dxa"/>
-              <w:left w:w="0" w:type="dxa"/>
-              <w:right w:w="0" w:type="dxa"/>
-            </w:tcMar>
-            <w:vAlign w:val="top"/>
-          </w:tcPr>
-          <w:p>
-            <w:pPr>
-              <w:jc w:val="center"/>
-              <w:pBdr>
-                <w:bottom w:val="none" w:sz="0" w:space="0" w:color="000000"/>
-                <w:top w:val="none" w:sz="0" w:space="0" w:color="000000"/>
-                <w:left w:val="none" w:sz="0" w:space="0" w:color="000000"/>
-                <w:right w:val="none" w:sz="0" w:space="0" w:color="000000"/>
-              </w:pBdr>
-              <w:spacing w:after="10" w:before="10" w:line="240"/>
-              <w:ind w:left="100" w:right="100" w:firstLine="0" w:firstLineChars="0"/>
-              <w:rPr>
-                <w:rFonts w:ascii="Arial" w:hAnsi="Arial" w:eastAsia="Arial" w:cs="Arial"/>
-                <w:i w:val="false"/>
-                <w:b w:val="false"/>
-                <w:u w:val="none"/>
-                <w:sz w:val="18"/>
-                <w:szCs w:val="18"/>
-                <w:color w:val="000000"/>
-              </w:rPr>
-            </w:pPr>
-            <w:r>
-              <w:rPr>
-                <w:rFonts w:ascii="Arial" w:hAnsi="Arial" w:eastAsia="Arial" w:cs="Arial"/>
-                <w:i w:val="false"/>
-                <w:b w:val="false"/>
-                <w:u w:val="none"/>
-                <w:sz w:val="18"/>
-                <w:szCs w:val="18"/>
-                <w:color w:val="000000"/>
-              </w:rPr>
-              <w:t xml:space="preserve">8.40 (8.08, 8.58)</w:t>
-            </w:r>
-          </w:p>
-        </w:tc>
-        <w:tc>
-          <w:tcPr>
-            <w:tcBorders>
-              <w:bottom w:val="none" w:sz="0" w:space="0" w:color="000000"/>
-              <w:top w:val="none" w:sz="0" w:space="0" w:color="000000"/>
-              <w:left w:val="none" w:sz="0" w:space="0" w:color="000000"/>
-              <w:right w:val="none" w:sz="0" w:space="0" w:color="000000"/>
-            </w:tcBorders>
-            <w:shd w:val="clear" w:color="auto" w:fill="FFFFFF"/>
-            <w:tcMar>
-              <w:top w:w="0" w:type="dxa"/>
-              <w:bottom w:w="0" w:type="dxa"/>
-              <w:left w:w="0" w:type="dxa"/>
-              <w:right w:w="0" w:type="dxa"/>
-            </w:tcMar>
-            <w:vAlign w:val="top"/>
-          </w:tcPr>
-          <w:p>
-            <w:pPr>
-              <w:jc w:val="center"/>
-              <w:pBdr>
-                <w:bottom w:val="none" w:sz="0" w:space="0" w:color="000000"/>
-                <w:top w:val="none" w:sz="0" w:space="0" w:color="000000"/>
-                <w:left w:val="none" w:sz="0" w:space="0" w:color="000000"/>
-                <w:right w:val="none" w:sz="0" w:space="0" w:color="000000"/>
-              </w:pBdr>
-              <w:spacing w:after="10" w:before="10" w:line="240"/>
-              <w:ind w:left="100" w:right="100" w:firstLine="0" w:firstLineChars="0"/>
-              <w:rPr>
-                <w:rFonts w:ascii="Arial" w:hAnsi="Arial" w:eastAsia="Arial" w:cs="Arial"/>
-                <w:i w:val="false"/>
-                <w:b w:val="false"/>
-                <w:u w:val="none"/>
-                <w:sz w:val="18"/>
-                <w:szCs w:val="18"/>
-                <w:color w:val="000000"/>
-              </w:rPr>
-            </w:pPr>
-            <w:r>
-              <w:rPr>
-                <w:rFonts w:ascii="Arial" w:hAnsi="Arial" w:eastAsia="Arial" w:cs="Arial"/>
-                <w:i w:val="false"/>
-                <w:b w:val="false"/>
-                <w:u w:val="none"/>
-                <w:sz w:val="18"/>
-                <w:szCs w:val="18"/>
-                <w:color w:val="000000"/>
-              </w:rPr>
-              <w:t xml:space="preserve">8.35 (8.14, 8.59)</w:t>
-            </w:r>
-          </w:p>
-        </w:tc>
-        <w:tc>
-          <w:tcPr>
-            <w:tcBorders>
-              <w:bottom w:val="none" w:sz="0" w:space="0" w:color="000000"/>
-              <w:top w:val="none" w:sz="0" w:space="0" w:color="000000"/>
-              <w:left w:val="none" w:sz="0" w:space="0" w:color="000000"/>
-              <w:right w:val="none" w:sz="0" w:space="0" w:color="000000"/>
-            </w:tcBorders>
-            <w:shd w:val="clear" w:color="auto" w:fill="FFFFFF"/>
-            <w:tcMar>
-              <w:top w:w="0" w:type="dxa"/>
-              <w:bottom w:w="0" w:type="dxa"/>
-              <w:left w:w="0" w:type="dxa"/>
-              <w:right w:w="0" w:type="dxa"/>
-            </w:tcMar>
-            <w:vAlign w:val="top"/>
-          </w:tcPr>
-          <w:p>
-            <w:pPr>
-              <w:jc w:val="center"/>
-              <w:pBdr>
-                <w:bottom w:val="none" w:sz="0" w:space="0" w:color="000000"/>
-                <w:top w:val="none" w:sz="0" w:space="0" w:color="000000"/>
-                <w:left w:val="none" w:sz="0" w:space="0" w:color="000000"/>
-                <w:right w:val="none" w:sz="0" w:space="0" w:color="000000"/>
-              </w:pBdr>
-              <w:spacing w:after="10" w:before="10" w:line="240"/>
-              <w:ind w:left="100" w:right="100" w:firstLine="0" w:firstLineChars="0"/>
-              <w:rPr>
-                <w:rFonts w:ascii="Arial" w:hAnsi="Arial" w:eastAsia="Arial" w:cs="Arial"/>
-                <w:i w:val="false"/>
-                <w:b w:val="false"/>
-                <w:u w:val="none"/>
-                <w:sz w:val="18"/>
-                <w:szCs w:val="18"/>
-                <w:color w:val="000000"/>
-              </w:rPr>
-            </w:pPr>
-            <w:r>
-              <w:rPr>
-                <w:rFonts w:ascii="Arial" w:hAnsi="Arial" w:eastAsia="Arial" w:cs="Arial"/>
-                <w:i w:val="false"/>
-                <w:b w:val="false"/>
-                <w:u w:val="none"/>
-                <w:sz w:val="18"/>
-                <w:szCs w:val="18"/>
-                <w:color w:val="000000"/>
-              </w:rPr>
-              <w:t xml:space="preserve">0.934*</w:t>
-            </w:r>
-          </w:p>
-        </w:tc>
-        <w:tc>
-          <w:tcPr>
-            <w:tcBorders>
-              <w:bottom w:val="none" w:sz="0" w:space="0" w:color="000000"/>
-              <w:top w:val="none" w:sz="0" w:space="0" w:color="000000"/>
-              <w:left w:val="none" w:sz="0" w:space="0" w:color="000000"/>
-              <w:right w:val="none" w:sz="0" w:space="0" w:color="000000"/>
-            </w:tcBorders>
-            <w:shd w:val="clear" w:color="auto" w:fill="FFFFFF"/>
-            <w:tcMar>
-              <w:top w:w="0" w:type="dxa"/>
-              <w:bottom w:w="0" w:type="dxa"/>
-              <w:left w:w="0" w:type="dxa"/>
-              <w:right w:w="0" w:type="dxa"/>
-            </w:tcMar>
-            <w:vAlign w:val="top"/>
-          </w:tcPr>
-          <w:p>
-            <w:pPr>
-              <w:jc w:val="center"/>
-              <w:pBdr>
-                <w:bottom w:val="none" w:sz="0" w:space="0" w:color="000000"/>
-                <w:top w:val="none" w:sz="0" w:space="0" w:color="000000"/>
-                <w:left w:val="none" w:sz="0" w:space="0" w:color="000000"/>
-                <w:right w:val="none" w:sz="0" w:space="0" w:color="000000"/>
-              </w:pBdr>
-              <w:spacing w:after="10" w:before="10" w:line="240"/>
-              <w:ind w:left="100" w:right="100" w:firstLine="0" w:firstLineChars="0"/>
-              <w:rPr>
-                <w:rFonts w:ascii="Arial" w:hAnsi="Arial" w:eastAsia="Arial" w:cs="Arial"/>
-                <w:i w:val="false"/>
-                <w:b w:val="false"/>
-                <w:u w:val="none"/>
-                <w:sz w:val="18"/>
-                <w:szCs w:val="18"/>
-                <w:color w:val="000000"/>
-              </w:rPr>
-            </w:pPr>
-            <w:r>
-              <w:rPr>
-                <w:rFonts w:ascii="Arial" w:hAnsi="Arial" w:eastAsia="Arial" w:cs="Arial"/>
-                <w:i w:val="false"/>
-                <w:b w:val="false"/>
-                <w:u w:val="none"/>
-                <w:sz w:val="18"/>
-                <w:szCs w:val="18"/>
-                <w:color w:val="000000"/>
-              </w:rPr>
-              <w:t xml:space="preserve">-0.026 ‡</w:t>
+              <w:t xml:space="preserve">Dislipidemia (Algoritmo NHLBI)†††, n (%)</w:t>
+            </w:r>
+          </w:p>
+        </w:tc>
+        <w:tc>
+          <w:tcPr>
+            <w:tcBorders>
+              <w:bottom w:val="none" w:sz="0" w:space="0" w:color="000000"/>
+              <w:top w:val="none" w:sz="0" w:space="0" w:color="000000"/>
+              <w:left w:val="none" w:sz="0" w:space="0" w:color="000000"/>
+              <w:right w:val="none" w:sz="0" w:space="0" w:color="000000"/>
+            </w:tcBorders>
+            <w:shd w:val="clear" w:color="auto" w:fill="FFFFFF"/>
+            <w:tcMar>
+              <w:top w:w="0" w:type="dxa"/>
+              <w:bottom w:w="0" w:type="dxa"/>
+              <w:left w:w="0" w:type="dxa"/>
+              <w:right w:w="0" w:type="dxa"/>
+            </w:tcMar>
+            <w:vAlign w:val="top"/>
+          </w:tcPr>
+          <w:p>
+            <w:pPr>
+              <w:jc w:val="center"/>
+              <w:pBdr>
+                <w:bottom w:val="none" w:sz="0" w:space="0" w:color="000000"/>
+                <w:top w:val="none" w:sz="0" w:space="0" w:color="000000"/>
+                <w:left w:val="none" w:sz="0" w:space="0" w:color="000000"/>
+                <w:right w:val="none" w:sz="0" w:space="0" w:color="000000"/>
+              </w:pBdr>
+              <w:spacing w:after="10" w:before="10" w:line="240"/>
+              <w:ind w:left="100" w:right="100" w:firstLine="0" w:firstLineChars="0"/>
+              <w:rPr>
+                <w:rFonts w:ascii="Arial" w:hAnsi="Arial" w:eastAsia="Arial" w:cs="Arial"/>
+                <w:i w:val="false"/>
+                <w:b w:val="false"/>
+                <w:u w:val="none"/>
+                <w:sz w:val="18"/>
+                <w:szCs w:val="18"/>
+                <w:color w:val="000000"/>
+              </w:rPr>
+            </w:pPr>
+            <w:r>
+              <w:rPr>
+                <w:rFonts w:ascii="Arial" w:hAnsi="Arial" w:eastAsia="Arial" w:cs="Arial"/>
+                <w:i w:val="false"/>
+                <w:b w:val="false"/>
+                <w:u w:val="none"/>
+                <w:sz w:val="18"/>
+                <w:szCs w:val="18"/>
+                <w:color w:val="000000"/>
+              </w:rPr>
+              <w:t xml:space="preserve"/>
+            </w:r>
+          </w:p>
+        </w:tc>
+        <w:tc>
+          <w:tcPr>
+            <w:tcBorders>
+              <w:bottom w:val="none" w:sz="0" w:space="0" w:color="000000"/>
+              <w:top w:val="none" w:sz="0" w:space="0" w:color="000000"/>
+              <w:left w:val="none" w:sz="0" w:space="0" w:color="000000"/>
+              <w:right w:val="none" w:sz="0" w:space="0" w:color="000000"/>
+            </w:tcBorders>
+            <w:shd w:val="clear" w:color="auto" w:fill="FFFFFF"/>
+            <w:tcMar>
+              <w:top w:w="0" w:type="dxa"/>
+              <w:bottom w:w="0" w:type="dxa"/>
+              <w:left w:w="0" w:type="dxa"/>
+              <w:right w:w="0" w:type="dxa"/>
+            </w:tcMar>
+            <w:vAlign w:val="top"/>
+          </w:tcPr>
+          <w:p>
+            <w:pPr>
+              <w:jc w:val="center"/>
+              <w:pBdr>
+                <w:bottom w:val="none" w:sz="0" w:space="0" w:color="000000"/>
+                <w:top w:val="none" w:sz="0" w:space="0" w:color="000000"/>
+                <w:left w:val="none" w:sz="0" w:space="0" w:color="000000"/>
+                <w:right w:val="none" w:sz="0" w:space="0" w:color="000000"/>
+              </w:pBdr>
+              <w:spacing w:after="10" w:before="10" w:line="240"/>
+              <w:ind w:left="100" w:right="100" w:firstLine="0" w:firstLineChars="0"/>
+              <w:rPr>
+                <w:rFonts w:ascii="Arial" w:hAnsi="Arial" w:eastAsia="Arial" w:cs="Arial"/>
+                <w:i w:val="false"/>
+                <w:b w:val="false"/>
+                <w:u w:val="none"/>
+                <w:sz w:val="18"/>
+                <w:szCs w:val="18"/>
+                <w:color w:val="000000"/>
+              </w:rPr>
+            </w:pPr>
+            <w:r>
+              <w:rPr>
+                <w:rFonts w:ascii="Arial" w:hAnsi="Arial" w:eastAsia="Arial" w:cs="Arial"/>
+                <w:i w:val="false"/>
+                <w:b w:val="false"/>
+                <w:u w:val="none"/>
+                <w:sz w:val="18"/>
+                <w:szCs w:val="18"/>
+                <w:color w:val="000000"/>
+              </w:rPr>
+              <w:t xml:space="preserve"/>
+            </w:r>
+          </w:p>
+        </w:tc>
+        <w:tc>
+          <w:tcPr>
+            <w:tcBorders>
+              <w:bottom w:val="none" w:sz="0" w:space="0" w:color="000000"/>
+              <w:top w:val="none" w:sz="0" w:space="0" w:color="000000"/>
+              <w:left w:val="none" w:sz="0" w:space="0" w:color="000000"/>
+              <w:right w:val="none" w:sz="0" w:space="0" w:color="000000"/>
+            </w:tcBorders>
+            <w:shd w:val="clear" w:color="auto" w:fill="FFFFFF"/>
+            <w:tcMar>
+              <w:top w:w="0" w:type="dxa"/>
+              <w:bottom w:w="0" w:type="dxa"/>
+              <w:left w:w="0" w:type="dxa"/>
+              <w:right w:w="0" w:type="dxa"/>
+            </w:tcMar>
+            <w:vAlign w:val="top"/>
+          </w:tcPr>
+          <w:p>
+            <w:pPr>
+              <w:jc w:val="center"/>
+              <w:pBdr>
+                <w:bottom w:val="none" w:sz="0" w:space="0" w:color="000000"/>
+                <w:top w:val="none" w:sz="0" w:space="0" w:color="000000"/>
+                <w:left w:val="none" w:sz="0" w:space="0" w:color="000000"/>
+                <w:right w:val="none" w:sz="0" w:space="0" w:color="000000"/>
+              </w:pBdr>
+              <w:spacing w:after="10" w:before="10" w:line="240"/>
+              <w:ind w:left="100" w:right="100" w:firstLine="0" w:firstLineChars="0"/>
+              <w:rPr>
+                <w:rFonts w:ascii="Arial" w:hAnsi="Arial" w:eastAsia="Arial" w:cs="Arial"/>
+                <w:i w:val="false"/>
+                <w:b w:val="false"/>
+                <w:u w:val="none"/>
+                <w:sz w:val="18"/>
+                <w:szCs w:val="18"/>
+                <w:color w:val="000000"/>
+              </w:rPr>
+            </w:pPr>
+            <w:r>
+              <w:rPr>
+                <w:rFonts w:ascii="Arial" w:hAnsi="Arial" w:eastAsia="Arial" w:cs="Arial"/>
+                <w:i w:val="false"/>
+                <w:b w:val="false"/>
+                <w:u w:val="none"/>
+                <w:sz w:val="18"/>
+                <w:szCs w:val="18"/>
+                <w:color w:val="000000"/>
+              </w:rPr>
+              <w:t xml:space="preserve"/>
+            </w:r>
+          </w:p>
+        </w:tc>
+        <w:tc>
+          <w:tcPr>
+            <w:tcBorders>
+              <w:bottom w:val="none" w:sz="0" w:space="0" w:color="000000"/>
+              <w:top w:val="none" w:sz="0" w:space="0" w:color="000000"/>
+              <w:left w:val="none" w:sz="0" w:space="0" w:color="000000"/>
+              <w:right w:val="none" w:sz="0" w:space="0" w:color="000000"/>
+            </w:tcBorders>
+            <w:shd w:val="clear" w:color="auto" w:fill="FFFFFF"/>
+            <w:tcMar>
+              <w:top w:w="0" w:type="dxa"/>
+              <w:bottom w:w="0" w:type="dxa"/>
+              <w:left w:w="0" w:type="dxa"/>
+              <w:right w:w="0" w:type="dxa"/>
+            </w:tcMar>
+            <w:vAlign w:val="top"/>
+          </w:tcPr>
+          <w:p>
+            <w:pPr>
+              <w:jc w:val="center"/>
+              <w:pBdr>
+                <w:bottom w:val="none" w:sz="0" w:space="0" w:color="000000"/>
+                <w:top w:val="none" w:sz="0" w:space="0" w:color="000000"/>
+                <w:left w:val="none" w:sz="0" w:space="0" w:color="000000"/>
+                <w:right w:val="none" w:sz="0" w:space="0" w:color="000000"/>
+              </w:pBdr>
+              <w:spacing w:after="10" w:before="10" w:line="240"/>
+              <w:ind w:left="100" w:right="100" w:firstLine="0" w:firstLineChars="0"/>
+              <w:rPr>
+                <w:rFonts w:ascii="Arial" w:hAnsi="Arial" w:eastAsia="Arial" w:cs="Arial"/>
+                <w:i w:val="false"/>
+                <w:b w:val="false"/>
+                <w:u w:val="none"/>
+                <w:sz w:val="18"/>
+                <w:szCs w:val="18"/>
+                <w:color w:val="000000"/>
+              </w:rPr>
+            </w:pPr>
+            <w:r>
+              <w:rPr>
+                <w:rFonts w:ascii="Arial" w:hAnsi="Arial" w:eastAsia="Arial" w:cs="Arial"/>
+                <w:i w:val="false"/>
+                <w:b w:val="false"/>
+                <w:u w:val="none"/>
+                <w:sz w:val="18"/>
+                <w:szCs w:val="18"/>
+                <w:color w:val="000000"/>
+              </w:rPr>
+              <w:t xml:space="preserve">0.808**</w:t>
+            </w:r>
+          </w:p>
+        </w:tc>
+        <w:tc>
+          <w:tcPr>
+            <w:tcBorders>
+              <w:bottom w:val="none" w:sz="0" w:space="0" w:color="000000"/>
+              <w:top w:val="none" w:sz="0" w:space="0" w:color="000000"/>
+              <w:left w:val="none" w:sz="0" w:space="0" w:color="000000"/>
+              <w:right w:val="none" w:sz="0" w:space="0" w:color="000000"/>
+            </w:tcBorders>
+            <w:shd w:val="clear" w:color="auto" w:fill="FFFFFF"/>
+            <w:tcMar>
+              <w:top w:w="0" w:type="dxa"/>
+              <w:bottom w:w="0" w:type="dxa"/>
+              <w:left w:w="0" w:type="dxa"/>
+              <w:right w:w="0" w:type="dxa"/>
+            </w:tcMar>
+            <w:vAlign w:val="top"/>
+          </w:tcPr>
+          <w:p>
+            <w:pPr>
+              <w:jc w:val="center"/>
+              <w:pBdr>
+                <w:bottom w:val="none" w:sz="0" w:space="0" w:color="000000"/>
+                <w:top w:val="none" w:sz="0" w:space="0" w:color="000000"/>
+                <w:left w:val="none" w:sz="0" w:space="0" w:color="000000"/>
+                <w:right w:val="none" w:sz="0" w:space="0" w:color="000000"/>
+              </w:pBdr>
+              <w:spacing w:after="10" w:before="10" w:line="240"/>
+              <w:ind w:left="100" w:right="100" w:firstLine="0" w:firstLineChars="0"/>
+              <w:rPr>
+                <w:rFonts w:ascii="Arial" w:hAnsi="Arial" w:eastAsia="Arial" w:cs="Arial"/>
+                <w:i w:val="false"/>
+                <w:b w:val="false"/>
+                <w:u w:val="none"/>
+                <w:sz w:val="18"/>
+                <w:szCs w:val="18"/>
+                <w:color w:val="000000"/>
+              </w:rPr>
+            </w:pPr>
+            <w:r>
+              <w:rPr>
+                <w:rFonts w:ascii="Arial" w:hAnsi="Arial" w:eastAsia="Arial" w:cs="Arial"/>
+                <w:i w:val="false"/>
+                <w:b w:val="false"/>
+                <w:u w:val="none"/>
+                <w:sz w:val="18"/>
+                <w:szCs w:val="18"/>
+                <w:color w:val="000000"/>
+              </w:rPr>
+              <w:t xml:space="preserve">0.072 †</w:t>
             </w:r>
           </w:p>
         </w:tc>
@@ -10942,28 +10942,184 @@
                 <w:right w:val="none" w:sz="0" w:space="0" w:color="000000"/>
               </w:pBdr>
               <w:spacing w:after="10" w:before="10" w:line="240"/>
-              <w:ind w:left="100" w:right="100" w:firstLine="0" w:firstLineChars="0"/>
-              <w:rPr>
-                <w:rFonts w:ascii="Arial" w:hAnsi="Arial" w:eastAsia="Arial" w:cs="Arial"/>
-                <w:i w:val="false"/>
-                <w:b w:val="false"/>
-                <w:u w:val="none"/>
-                <w:sz w:val="18"/>
-                <w:szCs w:val="18"/>
-                <w:color w:val="000000"/>
-              </w:rPr>
-            </w:pPr>
-            <w:r>
-              <w:rPr>
-                <w:rFonts w:ascii="Arial" w:hAnsi="Arial" w:eastAsia="Arial" w:cs="Arial"/>
-                <w:i w:val="false"/>
-                <w:b w:val="false"/>
-                <w:u w:val="none"/>
-                <w:sz w:val="18"/>
-                <w:szCs w:val="18"/>
-                <w:color w:val="000000"/>
-              </w:rPr>
-              <w:t xml:space="preserve">Resistencia a la insulina (TyG), n (%)</w:t>
+              <w:ind w:left="300" w:right="100" w:firstLine="0" w:firstLineChars="0"/>
+              <w:rPr>
+                <w:rFonts w:ascii="Arial" w:hAnsi="Arial" w:eastAsia="Arial" w:cs="Arial"/>
+                <w:i w:val="false"/>
+                <w:b w:val="false"/>
+                <w:u w:val="none"/>
+                <w:sz w:val="18"/>
+                <w:szCs w:val="18"/>
+                <w:color w:val="000000"/>
+              </w:rPr>
+            </w:pPr>
+            <w:r>
+              <w:rPr>
+                <w:rFonts w:ascii="Arial" w:hAnsi="Arial" w:eastAsia="Arial" w:cs="Arial"/>
+                <w:i w:val="false"/>
+                <w:b w:val="false"/>
+                <w:u w:val="none"/>
+                <w:sz w:val="18"/>
+                <w:szCs w:val="18"/>
+                <w:color w:val="000000"/>
+              </w:rPr>
+              <w:t xml:space="preserve">Dislipidemia</w:t>
+            </w:r>
+          </w:p>
+        </w:tc>
+        <w:tc>
+          <w:tcPr>
+            <w:tcBorders>
+              <w:bottom w:val="none" w:sz="0" w:space="0" w:color="000000"/>
+              <w:top w:val="none" w:sz="0" w:space="0" w:color="000000"/>
+              <w:left w:val="none" w:sz="0" w:space="0" w:color="000000"/>
+              <w:right w:val="none" w:sz="0" w:space="0" w:color="000000"/>
+            </w:tcBorders>
+            <w:shd w:val="clear" w:color="auto" w:fill="FFFFFF"/>
+            <w:tcMar>
+              <w:top w:w="0" w:type="dxa"/>
+              <w:bottom w:w="0" w:type="dxa"/>
+              <w:left w:w="0" w:type="dxa"/>
+              <w:right w:w="0" w:type="dxa"/>
+            </w:tcMar>
+            <w:vAlign w:val="top"/>
+          </w:tcPr>
+          <w:p>
+            <w:pPr>
+              <w:jc w:val="center"/>
+              <w:pBdr>
+                <w:bottom w:val="none" w:sz="0" w:space="0" w:color="000000"/>
+                <w:top w:val="none" w:sz="0" w:space="0" w:color="000000"/>
+                <w:left w:val="none" w:sz="0" w:space="0" w:color="000000"/>
+                <w:right w:val="none" w:sz="0" w:space="0" w:color="000000"/>
+              </w:pBdr>
+              <w:spacing w:after="10" w:before="10" w:line="240"/>
+              <w:ind w:left="100" w:right="100" w:firstLine="0" w:firstLineChars="0"/>
+              <w:rPr>
+                <w:rFonts w:ascii="Arial" w:hAnsi="Arial" w:eastAsia="Arial" w:cs="Arial"/>
+                <w:i w:val="false"/>
+                <w:b w:val="false"/>
+                <w:u w:val="none"/>
+                <w:sz w:val="18"/>
+                <w:szCs w:val="18"/>
+                <w:color w:val="000000"/>
+              </w:rPr>
+            </w:pPr>
+            <w:r>
+              <w:rPr>
+                <w:rFonts w:ascii="Arial" w:hAnsi="Arial" w:eastAsia="Arial" w:cs="Arial"/>
+                <w:i w:val="false"/>
+                <w:b w:val="false"/>
+                <w:u w:val="none"/>
+                <w:sz w:val="18"/>
+                <w:szCs w:val="18"/>
+                <w:color w:val="000000"/>
+              </w:rPr>
+              <w:t xml:space="preserve">9.0 (25.0%)</w:t>
+            </w:r>
+          </w:p>
+        </w:tc>
+        <w:tc>
+          <w:tcPr>
+            <w:tcBorders>
+              <w:bottom w:val="none" w:sz="0" w:space="0" w:color="000000"/>
+              <w:top w:val="none" w:sz="0" w:space="0" w:color="000000"/>
+              <w:left w:val="none" w:sz="0" w:space="0" w:color="000000"/>
+              <w:right w:val="none" w:sz="0" w:space="0" w:color="000000"/>
+            </w:tcBorders>
+            <w:shd w:val="clear" w:color="auto" w:fill="FFFFFF"/>
+            <w:tcMar>
+              <w:top w:w="0" w:type="dxa"/>
+              <w:bottom w:w="0" w:type="dxa"/>
+              <w:left w:w="0" w:type="dxa"/>
+              <w:right w:w="0" w:type="dxa"/>
+            </w:tcMar>
+            <w:vAlign w:val="top"/>
+          </w:tcPr>
+          <w:p>
+            <w:pPr>
+              <w:jc w:val="center"/>
+              <w:pBdr>
+                <w:bottom w:val="none" w:sz="0" w:space="0" w:color="000000"/>
+                <w:top w:val="none" w:sz="0" w:space="0" w:color="000000"/>
+                <w:left w:val="none" w:sz="0" w:space="0" w:color="000000"/>
+                <w:right w:val="none" w:sz="0" w:space="0" w:color="000000"/>
+              </w:pBdr>
+              <w:spacing w:after="10" w:before="10" w:line="240"/>
+              <w:ind w:left="100" w:right="100" w:firstLine="0" w:firstLineChars="0"/>
+              <w:rPr>
+                <w:rFonts w:ascii="Arial" w:hAnsi="Arial" w:eastAsia="Arial" w:cs="Arial"/>
+                <w:i w:val="false"/>
+                <w:b w:val="false"/>
+                <w:u w:val="none"/>
+                <w:sz w:val="18"/>
+                <w:szCs w:val="18"/>
+                <w:color w:val="000000"/>
+              </w:rPr>
+            </w:pPr>
+            <w:r>
+              <w:rPr>
+                <w:rFonts w:ascii="Arial" w:hAnsi="Arial" w:eastAsia="Arial" w:cs="Arial"/>
+                <w:i w:val="false"/>
+                <w:b w:val="false"/>
+                <w:u w:val="none"/>
+                <w:sz w:val="18"/>
+                <w:szCs w:val="18"/>
+                <w:color w:val="000000"/>
+              </w:rPr>
+              <w:t xml:space="preserve">13.0 (36.1%)</w:t>
+            </w:r>
+          </w:p>
+        </w:tc>
+        <w:tc>
+          <w:tcPr>
+            <w:tcBorders>
+              <w:bottom w:val="none" w:sz="0" w:space="0" w:color="000000"/>
+              <w:top w:val="none" w:sz="0" w:space="0" w:color="000000"/>
+              <w:left w:val="none" w:sz="0" w:space="0" w:color="000000"/>
+              <w:right w:val="none" w:sz="0" w:space="0" w:color="000000"/>
+            </w:tcBorders>
+            <w:shd w:val="clear" w:color="auto" w:fill="FFFFFF"/>
+            <w:tcMar>
+              <w:top w:w="0" w:type="dxa"/>
+              <w:bottom w:w="0" w:type="dxa"/>
+              <w:left w:w="0" w:type="dxa"/>
+              <w:right w:w="0" w:type="dxa"/>
+            </w:tcMar>
+            <w:vAlign w:val="top"/>
+          </w:tcPr>
+          <w:p>
+            <w:pPr>
+              <w:jc w:val="center"/>
+              <w:pBdr>
+                <w:bottom w:val="none" w:sz="0" w:space="0" w:color="000000"/>
+                <w:top w:val="none" w:sz="0" w:space="0" w:color="000000"/>
+                <w:left w:val="none" w:sz="0" w:space="0" w:color="000000"/>
+                <w:right w:val="none" w:sz="0" w:space="0" w:color="000000"/>
+              </w:pBdr>
+              <w:spacing w:after="10" w:before="10" w:line="240"/>
+              <w:ind w:left="100" w:right="100" w:firstLine="0" w:firstLineChars="0"/>
+              <w:rPr>
+                <w:rFonts w:ascii="Arial" w:hAnsi="Arial" w:eastAsia="Arial" w:cs="Arial"/>
+                <w:i w:val="false"/>
+                <w:b w:val="false"/>
+                <w:u w:val="none"/>
+                <w:sz w:val="18"/>
+                <w:szCs w:val="18"/>
+                <w:color w:val="000000"/>
+              </w:rPr>
+            </w:pPr>
+            <w:r>
+              <w:rPr>
+                <w:rFonts w:ascii="Arial" w:hAnsi="Arial" w:eastAsia="Arial" w:cs="Arial"/>
+                <w:i w:val="false"/>
+                <w:b w:val="false"/>
+                <w:u w:val="none"/>
+                <w:sz w:val="18"/>
+                <w:szCs w:val="18"/>
+                <w:color w:val="000000"/>
+              </w:rPr>
+              <w:t xml:space="preserve">14.0 (38.9%)</w:t>
             </w:r>
           </w:p>
         </w:tc>
@@ -11068,162 +11224,6 @@
                 <w:color w:val="000000"/>
               </w:rPr>
               <w:t xml:space="preserve"/>
-            </w:r>
-          </w:p>
-        </w:tc>
-        <w:tc>
-          <w:tcPr>
-            <w:tcBorders>
-              <w:bottom w:val="none" w:sz="0" w:space="0" w:color="000000"/>
-              <w:top w:val="none" w:sz="0" w:space="0" w:color="000000"/>
-              <w:left w:val="none" w:sz="0" w:space="0" w:color="000000"/>
-              <w:right w:val="none" w:sz="0" w:space="0" w:color="000000"/>
-            </w:tcBorders>
-            <w:shd w:val="clear" w:color="auto" w:fill="FFFFFF"/>
-            <w:tcMar>
-              <w:top w:w="0" w:type="dxa"/>
-              <w:bottom w:w="0" w:type="dxa"/>
-              <w:left w:w="0" w:type="dxa"/>
-              <w:right w:w="0" w:type="dxa"/>
-            </w:tcMar>
-            <w:vAlign w:val="top"/>
-          </w:tcPr>
-          <w:p>
-            <w:pPr>
-              <w:jc w:val="center"/>
-              <w:pBdr>
-                <w:bottom w:val="none" w:sz="0" w:space="0" w:color="000000"/>
-                <w:top w:val="none" w:sz="0" w:space="0" w:color="000000"/>
-                <w:left w:val="none" w:sz="0" w:space="0" w:color="000000"/>
-                <w:right w:val="none" w:sz="0" w:space="0" w:color="000000"/>
-              </w:pBdr>
-              <w:spacing w:after="10" w:before="10" w:line="240"/>
-              <w:ind w:left="100" w:right="100" w:firstLine="0" w:firstLineChars="0"/>
-              <w:rPr>
-                <w:rFonts w:ascii="Arial" w:hAnsi="Arial" w:eastAsia="Arial" w:cs="Arial"/>
-                <w:i w:val="false"/>
-                <w:b w:val="false"/>
-                <w:u w:val="none"/>
-                <w:sz w:val="18"/>
-                <w:szCs w:val="18"/>
-                <w:color w:val="000000"/>
-              </w:rPr>
-            </w:pPr>
-            <w:r>
-              <w:rPr>
-                <w:rFonts w:ascii="Arial" w:hAnsi="Arial" w:eastAsia="Arial" w:cs="Arial"/>
-                <w:i w:val="false"/>
-                <w:b w:val="false"/>
-                <w:u w:val="none"/>
-                <w:sz w:val="18"/>
-                <w:szCs w:val="18"/>
-                <w:color w:val="000000"/>
-              </w:rPr>
-              <w:t xml:space="preserve"/>
-            </w:r>
-          </w:p>
-        </w:tc>
-        <w:tc>
-          <w:tcPr>
-            <w:tcBorders>
-              <w:bottom w:val="none" w:sz="0" w:space="0" w:color="000000"/>
-              <w:top w:val="none" w:sz="0" w:space="0" w:color="000000"/>
-              <w:left w:val="none" w:sz="0" w:space="0" w:color="000000"/>
-              <w:right w:val="none" w:sz="0" w:space="0" w:color="000000"/>
-            </w:tcBorders>
-            <w:shd w:val="clear" w:color="auto" w:fill="FFFFFF"/>
-            <w:tcMar>
-              <w:top w:w="0" w:type="dxa"/>
-              <w:bottom w:w="0" w:type="dxa"/>
-              <w:left w:w="0" w:type="dxa"/>
-              <w:right w:w="0" w:type="dxa"/>
-            </w:tcMar>
-            <w:vAlign w:val="top"/>
-          </w:tcPr>
-          <w:p>
-            <w:pPr>
-              <w:jc w:val="center"/>
-              <w:pBdr>
-                <w:bottom w:val="none" w:sz="0" w:space="0" w:color="000000"/>
-                <w:top w:val="none" w:sz="0" w:space="0" w:color="000000"/>
-                <w:left w:val="none" w:sz="0" w:space="0" w:color="000000"/>
-                <w:right w:val="none" w:sz="0" w:space="0" w:color="000000"/>
-              </w:pBdr>
-              <w:spacing w:after="10" w:before="10" w:line="240"/>
-              <w:ind w:left="100" w:right="100" w:firstLine="0" w:firstLineChars="0"/>
-              <w:rPr>
-                <w:rFonts w:ascii="Arial" w:hAnsi="Arial" w:eastAsia="Arial" w:cs="Arial"/>
-                <w:i w:val="false"/>
-                <w:b w:val="false"/>
-                <w:u w:val="none"/>
-                <w:sz w:val="18"/>
-                <w:szCs w:val="18"/>
-                <w:color w:val="000000"/>
-              </w:rPr>
-            </w:pPr>
-            <w:r>
-              <w:rPr>
-                <w:rFonts w:ascii="Arial" w:hAnsi="Arial" w:eastAsia="Arial" w:cs="Arial"/>
-                <w:i w:val="false"/>
-                <w:b w:val="false"/>
-                <w:u w:val="none"/>
-                <w:sz w:val="18"/>
-                <w:szCs w:val="18"/>
-                <w:color w:val="000000"/>
-              </w:rPr>
-              <w:t xml:space="preserve">&gt;0.999**</w:t>
-            </w:r>
-          </w:p>
-        </w:tc>
-        <w:tc>
-          <w:tcPr>
-            <w:tcBorders>
-              <w:bottom w:val="none" w:sz="0" w:space="0" w:color="000000"/>
-              <w:top w:val="none" w:sz="0" w:space="0" w:color="000000"/>
-              <w:left w:val="none" w:sz="0" w:space="0" w:color="000000"/>
-              <w:right w:val="none" w:sz="0" w:space="0" w:color="000000"/>
-            </w:tcBorders>
-            <w:shd w:val="clear" w:color="auto" w:fill="FFFFFF"/>
-            <w:tcMar>
-              <w:top w:w="0" w:type="dxa"/>
-              <w:bottom w:w="0" w:type="dxa"/>
-              <w:left w:w="0" w:type="dxa"/>
-              <w:right w:w="0" w:type="dxa"/>
-            </w:tcMar>
-            <w:vAlign w:val="top"/>
-          </w:tcPr>
-          <w:p>
-            <w:pPr>
-              <w:jc w:val="center"/>
-              <w:pBdr>
-                <w:bottom w:val="none" w:sz="0" w:space="0" w:color="000000"/>
-                <w:top w:val="none" w:sz="0" w:space="0" w:color="000000"/>
-                <w:left w:val="none" w:sz="0" w:space="0" w:color="000000"/>
-                <w:right w:val="none" w:sz="0" w:space="0" w:color="000000"/>
-              </w:pBdr>
-              <w:spacing w:after="10" w:before="10" w:line="240"/>
-              <w:ind w:left="100" w:right="100" w:firstLine="0" w:firstLineChars="0"/>
-              <w:rPr>
-                <w:rFonts w:ascii="Arial" w:hAnsi="Arial" w:eastAsia="Arial" w:cs="Arial"/>
-                <w:i w:val="false"/>
-                <w:b w:val="false"/>
-                <w:u w:val="none"/>
-                <w:sz w:val="18"/>
-                <w:szCs w:val="18"/>
-                <w:color w:val="000000"/>
-              </w:rPr>
-            </w:pPr>
-            <w:r>
-              <w:rPr>
-                <w:rFonts w:ascii="Arial" w:hAnsi="Arial" w:eastAsia="Arial" w:cs="Arial"/>
-                <w:i w:val="false"/>
-                <w:b w:val="false"/>
-                <w:u w:val="none"/>
-                <w:sz w:val="18"/>
-                <w:szCs w:val="18"/>
-                <w:color w:val="000000"/>
-              </w:rPr>
-              <w:t xml:space="preserve">0.030 †</w:t>
             </w:r>
           </w:p>
         </w:tc>
@@ -11281,163 +11281,163 @@
                 <w:szCs w:val="18"/>
                 <w:color w:val="000000"/>
               </w:rPr>
-              <w:t xml:space="preserve">Insulinorresistencia</w:t>
-            </w:r>
-          </w:p>
-        </w:tc>
-        <w:tc>
-          <w:tcPr>
-            <w:tcBorders>
-              <w:bottom w:val="none" w:sz="0" w:space="0" w:color="000000"/>
-              <w:top w:val="none" w:sz="0" w:space="0" w:color="000000"/>
-              <w:left w:val="none" w:sz="0" w:space="0" w:color="000000"/>
-              <w:right w:val="none" w:sz="0" w:space="0" w:color="000000"/>
-            </w:tcBorders>
-            <w:shd w:val="clear" w:color="auto" w:fill="FFFFFF"/>
-            <w:tcMar>
-              <w:top w:w="0" w:type="dxa"/>
-              <w:bottom w:w="0" w:type="dxa"/>
-              <w:left w:w="0" w:type="dxa"/>
-              <w:right w:w="0" w:type="dxa"/>
-            </w:tcMar>
-            <w:vAlign w:val="top"/>
-          </w:tcPr>
-          <w:p>
-            <w:pPr>
-              <w:jc w:val="center"/>
-              <w:pBdr>
-                <w:bottom w:val="none" w:sz="0" w:space="0" w:color="000000"/>
-                <w:top w:val="none" w:sz="0" w:space="0" w:color="000000"/>
-                <w:left w:val="none" w:sz="0" w:space="0" w:color="000000"/>
-                <w:right w:val="none" w:sz="0" w:space="0" w:color="000000"/>
-              </w:pBdr>
-              <w:spacing w:after="10" w:before="10" w:line="240"/>
-              <w:ind w:left="100" w:right="100" w:firstLine="0" w:firstLineChars="0"/>
-              <w:rPr>
-                <w:rFonts w:ascii="Arial" w:hAnsi="Arial" w:eastAsia="Arial" w:cs="Arial"/>
-                <w:i w:val="false"/>
-                <w:b w:val="false"/>
-                <w:u w:val="none"/>
-                <w:sz w:val="18"/>
-                <w:szCs w:val="18"/>
-                <w:color w:val="000000"/>
-              </w:rPr>
-            </w:pPr>
-            <w:r>
-              <w:rPr>
-                <w:rFonts w:ascii="Arial" w:hAnsi="Arial" w:eastAsia="Arial" w:cs="Arial"/>
-                <w:i w:val="false"/>
-                <w:b w:val="false"/>
-                <w:u w:val="none"/>
-                <w:sz w:val="18"/>
-                <w:szCs w:val="18"/>
-                <w:color w:val="000000"/>
-              </w:rPr>
-              <w:t xml:space="preserve">15.0 (28.8%)</w:t>
-            </w:r>
-          </w:p>
-        </w:tc>
-        <w:tc>
-          <w:tcPr>
-            <w:tcBorders>
-              <w:bottom w:val="none" w:sz="0" w:space="0" w:color="000000"/>
-              <w:top w:val="none" w:sz="0" w:space="0" w:color="000000"/>
-              <w:left w:val="none" w:sz="0" w:space="0" w:color="000000"/>
-              <w:right w:val="none" w:sz="0" w:space="0" w:color="000000"/>
-            </w:tcBorders>
-            <w:shd w:val="clear" w:color="auto" w:fill="FFFFFF"/>
-            <w:tcMar>
-              <w:top w:w="0" w:type="dxa"/>
-              <w:bottom w:w="0" w:type="dxa"/>
-              <w:left w:w="0" w:type="dxa"/>
-              <w:right w:w="0" w:type="dxa"/>
-            </w:tcMar>
-            <w:vAlign w:val="top"/>
-          </w:tcPr>
-          <w:p>
-            <w:pPr>
-              <w:jc w:val="center"/>
-              <w:pBdr>
-                <w:bottom w:val="none" w:sz="0" w:space="0" w:color="000000"/>
-                <w:top w:val="none" w:sz="0" w:space="0" w:color="000000"/>
-                <w:left w:val="none" w:sz="0" w:space="0" w:color="000000"/>
-                <w:right w:val="none" w:sz="0" w:space="0" w:color="000000"/>
-              </w:pBdr>
-              <w:spacing w:after="10" w:before="10" w:line="240"/>
-              <w:ind w:left="100" w:right="100" w:firstLine="0" w:firstLineChars="0"/>
-              <w:rPr>
-                <w:rFonts w:ascii="Arial" w:hAnsi="Arial" w:eastAsia="Arial" w:cs="Arial"/>
-                <w:i w:val="false"/>
-                <w:b w:val="false"/>
-                <w:u w:val="none"/>
-                <w:sz w:val="18"/>
-                <w:szCs w:val="18"/>
-                <w:color w:val="000000"/>
-              </w:rPr>
-            </w:pPr>
-            <w:r>
-              <w:rPr>
-                <w:rFonts w:ascii="Arial" w:hAnsi="Arial" w:eastAsia="Arial" w:cs="Arial"/>
-                <w:i w:val="false"/>
-                <w:b w:val="false"/>
-                <w:u w:val="none"/>
-                <w:sz w:val="18"/>
-                <w:szCs w:val="18"/>
-                <w:color w:val="000000"/>
-              </w:rPr>
-              <w:t xml:space="preserve">17.0 (32.7%)</w:t>
-            </w:r>
-          </w:p>
-        </w:tc>
-        <w:tc>
-          <w:tcPr>
-            <w:tcBorders>
-              <w:bottom w:val="none" w:sz="0" w:space="0" w:color="000000"/>
-              <w:top w:val="none" w:sz="0" w:space="0" w:color="000000"/>
-              <w:left w:val="none" w:sz="0" w:space="0" w:color="000000"/>
-              <w:right w:val="none" w:sz="0" w:space="0" w:color="000000"/>
-            </w:tcBorders>
-            <w:shd w:val="clear" w:color="auto" w:fill="FFFFFF"/>
-            <w:tcMar>
-              <w:top w:w="0" w:type="dxa"/>
-              <w:bottom w:w="0" w:type="dxa"/>
-              <w:left w:w="0" w:type="dxa"/>
-              <w:right w:w="0" w:type="dxa"/>
-            </w:tcMar>
-            <w:vAlign w:val="top"/>
-          </w:tcPr>
-          <w:p>
-            <w:pPr>
-              <w:jc w:val="center"/>
-              <w:pBdr>
-                <w:bottom w:val="none" w:sz="0" w:space="0" w:color="000000"/>
-                <w:top w:val="none" w:sz="0" w:space="0" w:color="000000"/>
-                <w:left w:val="none" w:sz="0" w:space="0" w:color="000000"/>
-                <w:right w:val="none" w:sz="0" w:space="0" w:color="000000"/>
-              </w:pBdr>
-              <w:spacing w:after="10" w:before="10" w:line="240"/>
-              <w:ind w:left="100" w:right="100" w:firstLine="0" w:firstLineChars="0"/>
-              <w:rPr>
-                <w:rFonts w:ascii="Arial" w:hAnsi="Arial" w:eastAsia="Arial" w:cs="Arial"/>
-                <w:i w:val="false"/>
-                <w:b w:val="false"/>
-                <w:u w:val="none"/>
-                <w:sz w:val="18"/>
-                <w:szCs w:val="18"/>
-                <w:color w:val="000000"/>
-              </w:rPr>
-            </w:pPr>
-            <w:r>
-              <w:rPr>
-                <w:rFonts w:ascii="Arial" w:hAnsi="Arial" w:eastAsia="Arial" w:cs="Arial"/>
-                <w:i w:val="false"/>
-                <w:b w:val="false"/>
-                <w:u w:val="none"/>
-                <w:sz w:val="18"/>
-                <w:szCs w:val="18"/>
-                <w:color w:val="000000"/>
-              </w:rPr>
-              <w:t xml:space="preserve">20.0 (38.5%)</w:t>
+              <w:t xml:space="preserve">Saludable</w:t>
+            </w:r>
+          </w:p>
+        </w:tc>
+        <w:tc>
+          <w:tcPr>
+            <w:tcBorders>
+              <w:bottom w:val="none" w:sz="0" w:space="0" w:color="000000"/>
+              <w:top w:val="none" w:sz="0" w:space="0" w:color="000000"/>
+              <w:left w:val="none" w:sz="0" w:space="0" w:color="000000"/>
+              <w:right w:val="none" w:sz="0" w:space="0" w:color="000000"/>
+            </w:tcBorders>
+            <w:shd w:val="clear" w:color="auto" w:fill="FFFFFF"/>
+            <w:tcMar>
+              <w:top w:w="0" w:type="dxa"/>
+              <w:bottom w:w="0" w:type="dxa"/>
+              <w:left w:w="0" w:type="dxa"/>
+              <w:right w:w="0" w:type="dxa"/>
+            </w:tcMar>
+            <w:vAlign w:val="top"/>
+          </w:tcPr>
+          <w:p>
+            <w:pPr>
+              <w:jc w:val="center"/>
+              <w:pBdr>
+                <w:bottom w:val="none" w:sz="0" w:space="0" w:color="000000"/>
+                <w:top w:val="none" w:sz="0" w:space="0" w:color="000000"/>
+                <w:left w:val="none" w:sz="0" w:space="0" w:color="000000"/>
+                <w:right w:val="none" w:sz="0" w:space="0" w:color="000000"/>
+              </w:pBdr>
+              <w:spacing w:after="10" w:before="10" w:line="240"/>
+              <w:ind w:left="100" w:right="100" w:firstLine="0" w:firstLineChars="0"/>
+              <w:rPr>
+                <w:rFonts w:ascii="Arial" w:hAnsi="Arial" w:eastAsia="Arial" w:cs="Arial"/>
+                <w:i w:val="false"/>
+                <w:b w:val="false"/>
+                <w:u w:val="none"/>
+                <w:sz w:val="18"/>
+                <w:szCs w:val="18"/>
+                <w:color w:val="000000"/>
+              </w:rPr>
+            </w:pPr>
+            <w:r>
+              <w:rPr>
+                <w:rFonts w:ascii="Arial" w:hAnsi="Arial" w:eastAsia="Arial" w:cs="Arial"/>
+                <w:i w:val="false"/>
+                <w:b w:val="false"/>
+                <w:u w:val="none"/>
+                <w:sz w:val="18"/>
+                <w:szCs w:val="18"/>
+                <w:color w:val="000000"/>
+              </w:rPr>
+              <w:t xml:space="preserve">12.0 (30.8%)</w:t>
+            </w:r>
+          </w:p>
+        </w:tc>
+        <w:tc>
+          <w:tcPr>
+            <w:tcBorders>
+              <w:bottom w:val="none" w:sz="0" w:space="0" w:color="000000"/>
+              <w:top w:val="none" w:sz="0" w:space="0" w:color="000000"/>
+              <w:left w:val="none" w:sz="0" w:space="0" w:color="000000"/>
+              <w:right w:val="none" w:sz="0" w:space="0" w:color="000000"/>
+            </w:tcBorders>
+            <w:shd w:val="clear" w:color="auto" w:fill="FFFFFF"/>
+            <w:tcMar>
+              <w:top w:w="0" w:type="dxa"/>
+              <w:bottom w:w="0" w:type="dxa"/>
+              <w:left w:w="0" w:type="dxa"/>
+              <w:right w:w="0" w:type="dxa"/>
+            </w:tcMar>
+            <w:vAlign w:val="top"/>
+          </w:tcPr>
+          <w:p>
+            <w:pPr>
+              <w:jc w:val="center"/>
+              <w:pBdr>
+                <w:bottom w:val="none" w:sz="0" w:space="0" w:color="000000"/>
+                <w:top w:val="none" w:sz="0" w:space="0" w:color="000000"/>
+                <w:left w:val="none" w:sz="0" w:space="0" w:color="000000"/>
+                <w:right w:val="none" w:sz="0" w:space="0" w:color="000000"/>
+              </w:pBdr>
+              <w:spacing w:after="10" w:before="10" w:line="240"/>
+              <w:ind w:left="100" w:right="100" w:firstLine="0" w:firstLineChars="0"/>
+              <w:rPr>
+                <w:rFonts w:ascii="Arial" w:hAnsi="Arial" w:eastAsia="Arial" w:cs="Arial"/>
+                <w:i w:val="false"/>
+                <w:b w:val="false"/>
+                <w:u w:val="none"/>
+                <w:sz w:val="18"/>
+                <w:szCs w:val="18"/>
+                <w:color w:val="000000"/>
+              </w:rPr>
+            </w:pPr>
+            <w:r>
+              <w:rPr>
+                <w:rFonts w:ascii="Arial" w:hAnsi="Arial" w:eastAsia="Arial" w:cs="Arial"/>
+                <w:i w:val="false"/>
+                <w:b w:val="false"/>
+                <w:u w:val="none"/>
+                <w:sz w:val="18"/>
+                <w:szCs w:val="18"/>
+                <w:color w:val="000000"/>
+              </w:rPr>
+              <w:t xml:space="preserve">12.0 (30.8%)</w:t>
+            </w:r>
+          </w:p>
+        </w:tc>
+        <w:tc>
+          <w:tcPr>
+            <w:tcBorders>
+              <w:bottom w:val="none" w:sz="0" w:space="0" w:color="000000"/>
+              <w:top w:val="none" w:sz="0" w:space="0" w:color="000000"/>
+              <w:left w:val="none" w:sz="0" w:space="0" w:color="000000"/>
+              <w:right w:val="none" w:sz="0" w:space="0" w:color="000000"/>
+            </w:tcBorders>
+            <w:shd w:val="clear" w:color="auto" w:fill="FFFFFF"/>
+            <w:tcMar>
+              <w:top w:w="0" w:type="dxa"/>
+              <w:bottom w:w="0" w:type="dxa"/>
+              <w:left w:w="0" w:type="dxa"/>
+              <w:right w:w="0" w:type="dxa"/>
+            </w:tcMar>
+            <w:vAlign w:val="top"/>
+          </w:tcPr>
+          <w:p>
+            <w:pPr>
+              <w:jc w:val="center"/>
+              <w:pBdr>
+                <w:bottom w:val="none" w:sz="0" w:space="0" w:color="000000"/>
+                <w:top w:val="none" w:sz="0" w:space="0" w:color="000000"/>
+                <w:left w:val="none" w:sz="0" w:space="0" w:color="000000"/>
+                <w:right w:val="none" w:sz="0" w:space="0" w:color="000000"/>
+              </w:pBdr>
+              <w:spacing w:after="10" w:before="10" w:line="240"/>
+              <w:ind w:left="100" w:right="100" w:firstLine="0" w:firstLineChars="0"/>
+              <w:rPr>
+                <w:rFonts w:ascii="Arial" w:hAnsi="Arial" w:eastAsia="Arial" w:cs="Arial"/>
+                <w:i w:val="false"/>
+                <w:b w:val="false"/>
+                <w:u w:val="none"/>
+                <w:sz w:val="18"/>
+                <w:szCs w:val="18"/>
+                <w:color w:val="000000"/>
+              </w:rPr>
+            </w:pPr>
+            <w:r>
+              <w:rPr>
+                <w:rFonts w:ascii="Arial" w:hAnsi="Arial" w:eastAsia="Arial" w:cs="Arial"/>
+                <w:i w:val="false"/>
+                <w:b w:val="false"/>
+                <w:u w:val="none"/>
+                <w:sz w:val="18"/>
+                <w:szCs w:val="18"/>
+                <w:color w:val="000000"/>
+              </w:rPr>
+              <w:t xml:space="preserve">15.0 (38.5%)</w:t>
             </w:r>
           </w:p>
         </w:tc>
@@ -11578,6 +11578,960 @@
                 <w:right w:val="none" w:sz="0" w:space="0" w:color="000000"/>
               </w:pBdr>
               <w:spacing w:after="10" w:before="10" w:line="240"/>
+              <w:ind w:left="100" w:right="100" w:firstLine="0" w:firstLineChars="0"/>
+              <w:rPr>
+                <w:rFonts w:ascii="Arial" w:hAnsi="Arial" w:eastAsia="Arial" w:cs="Arial"/>
+                <w:i w:val="false"/>
+                <w:b w:val="false"/>
+                <w:u w:val="none"/>
+                <w:sz w:val="18"/>
+                <w:szCs w:val="18"/>
+                <w:color w:val="000000"/>
+              </w:rPr>
+            </w:pPr>
+            <w:r>
+              <w:rPr>
+                <w:rFonts w:ascii="Arial" w:hAnsi="Arial" w:eastAsia="Arial" w:cs="Arial"/>
+                <w:i w:val="false"/>
+                <w:b w:val="false"/>
+                <w:u w:val="none"/>
+                <w:sz w:val="18"/>
+                <w:szCs w:val="18"/>
+                <w:color w:val="000000"/>
+              </w:rPr>
+              <w:t xml:space="preserve">TyG, Mediana (Q1, Q3)</w:t>
+            </w:r>
+          </w:p>
+        </w:tc>
+        <w:tc>
+          <w:tcPr>
+            <w:tcBorders>
+              <w:bottom w:val="none" w:sz="0" w:space="0" w:color="000000"/>
+              <w:top w:val="none" w:sz="0" w:space="0" w:color="000000"/>
+              <w:left w:val="none" w:sz="0" w:space="0" w:color="000000"/>
+              <w:right w:val="none" w:sz="0" w:space="0" w:color="000000"/>
+            </w:tcBorders>
+            <w:shd w:val="clear" w:color="auto" w:fill="FFFFFF"/>
+            <w:tcMar>
+              <w:top w:w="0" w:type="dxa"/>
+              <w:bottom w:w="0" w:type="dxa"/>
+              <w:left w:w="0" w:type="dxa"/>
+              <w:right w:w="0" w:type="dxa"/>
+            </w:tcMar>
+            <w:vAlign w:val="top"/>
+          </w:tcPr>
+          <w:p>
+            <w:pPr>
+              <w:jc w:val="center"/>
+              <w:pBdr>
+                <w:bottom w:val="none" w:sz="0" w:space="0" w:color="000000"/>
+                <w:top w:val="none" w:sz="0" w:space="0" w:color="000000"/>
+                <w:left w:val="none" w:sz="0" w:space="0" w:color="000000"/>
+                <w:right w:val="none" w:sz="0" w:space="0" w:color="000000"/>
+              </w:pBdr>
+              <w:spacing w:after="10" w:before="10" w:line="240"/>
+              <w:ind w:left="100" w:right="100" w:firstLine="0" w:firstLineChars="0"/>
+              <w:rPr>
+                <w:rFonts w:ascii="Arial" w:hAnsi="Arial" w:eastAsia="Arial" w:cs="Arial"/>
+                <w:i w:val="false"/>
+                <w:b w:val="false"/>
+                <w:u w:val="none"/>
+                <w:sz w:val="18"/>
+                <w:szCs w:val="18"/>
+                <w:color w:val="000000"/>
+              </w:rPr>
+            </w:pPr>
+            <w:r>
+              <w:rPr>
+                <w:rFonts w:ascii="Arial" w:hAnsi="Arial" w:eastAsia="Arial" w:cs="Arial"/>
+                <w:i w:val="false"/>
+                <w:b w:val="false"/>
+                <w:u w:val="none"/>
+                <w:sz w:val="18"/>
+                <w:szCs w:val="18"/>
+                <w:color w:val="000000"/>
+              </w:rPr>
+              <w:t xml:space="preserve">8.34 (8.16, 8.60)</w:t>
+            </w:r>
+          </w:p>
+        </w:tc>
+        <w:tc>
+          <w:tcPr>
+            <w:tcBorders>
+              <w:bottom w:val="none" w:sz="0" w:space="0" w:color="000000"/>
+              <w:top w:val="none" w:sz="0" w:space="0" w:color="000000"/>
+              <w:left w:val="none" w:sz="0" w:space="0" w:color="000000"/>
+              <w:right w:val="none" w:sz="0" w:space="0" w:color="000000"/>
+            </w:tcBorders>
+            <w:shd w:val="clear" w:color="auto" w:fill="FFFFFF"/>
+            <w:tcMar>
+              <w:top w:w="0" w:type="dxa"/>
+              <w:bottom w:w="0" w:type="dxa"/>
+              <w:left w:w="0" w:type="dxa"/>
+              <w:right w:w="0" w:type="dxa"/>
+            </w:tcMar>
+            <w:vAlign w:val="top"/>
+          </w:tcPr>
+          <w:p>
+            <w:pPr>
+              <w:jc w:val="center"/>
+              <w:pBdr>
+                <w:bottom w:val="none" w:sz="0" w:space="0" w:color="000000"/>
+                <w:top w:val="none" w:sz="0" w:space="0" w:color="000000"/>
+                <w:left w:val="none" w:sz="0" w:space="0" w:color="000000"/>
+                <w:right w:val="none" w:sz="0" w:space="0" w:color="000000"/>
+              </w:pBdr>
+              <w:spacing w:after="10" w:before="10" w:line="240"/>
+              <w:ind w:left="100" w:right="100" w:firstLine="0" w:firstLineChars="0"/>
+              <w:rPr>
+                <w:rFonts w:ascii="Arial" w:hAnsi="Arial" w:eastAsia="Arial" w:cs="Arial"/>
+                <w:i w:val="false"/>
+                <w:b w:val="false"/>
+                <w:u w:val="none"/>
+                <w:sz w:val="18"/>
+                <w:szCs w:val="18"/>
+                <w:color w:val="000000"/>
+              </w:rPr>
+            </w:pPr>
+            <w:r>
+              <w:rPr>
+                <w:rFonts w:ascii="Arial" w:hAnsi="Arial" w:eastAsia="Arial" w:cs="Arial"/>
+                <w:i w:val="false"/>
+                <w:b w:val="false"/>
+                <w:u w:val="none"/>
+                <w:sz w:val="18"/>
+                <w:szCs w:val="18"/>
+                <w:color w:val="000000"/>
+              </w:rPr>
+              <w:t xml:space="preserve">8.40 (8.08, 8.58)</w:t>
+            </w:r>
+          </w:p>
+        </w:tc>
+        <w:tc>
+          <w:tcPr>
+            <w:tcBorders>
+              <w:bottom w:val="none" w:sz="0" w:space="0" w:color="000000"/>
+              <w:top w:val="none" w:sz="0" w:space="0" w:color="000000"/>
+              <w:left w:val="none" w:sz="0" w:space="0" w:color="000000"/>
+              <w:right w:val="none" w:sz="0" w:space="0" w:color="000000"/>
+            </w:tcBorders>
+            <w:shd w:val="clear" w:color="auto" w:fill="FFFFFF"/>
+            <w:tcMar>
+              <w:top w:w="0" w:type="dxa"/>
+              <w:bottom w:w="0" w:type="dxa"/>
+              <w:left w:w="0" w:type="dxa"/>
+              <w:right w:w="0" w:type="dxa"/>
+            </w:tcMar>
+            <w:vAlign w:val="top"/>
+          </w:tcPr>
+          <w:p>
+            <w:pPr>
+              <w:jc w:val="center"/>
+              <w:pBdr>
+                <w:bottom w:val="none" w:sz="0" w:space="0" w:color="000000"/>
+                <w:top w:val="none" w:sz="0" w:space="0" w:color="000000"/>
+                <w:left w:val="none" w:sz="0" w:space="0" w:color="000000"/>
+                <w:right w:val="none" w:sz="0" w:space="0" w:color="000000"/>
+              </w:pBdr>
+              <w:spacing w:after="10" w:before="10" w:line="240"/>
+              <w:ind w:left="100" w:right="100" w:firstLine="0" w:firstLineChars="0"/>
+              <w:rPr>
+                <w:rFonts w:ascii="Arial" w:hAnsi="Arial" w:eastAsia="Arial" w:cs="Arial"/>
+                <w:i w:val="false"/>
+                <w:b w:val="false"/>
+                <w:u w:val="none"/>
+                <w:sz w:val="18"/>
+                <w:szCs w:val="18"/>
+                <w:color w:val="000000"/>
+              </w:rPr>
+            </w:pPr>
+            <w:r>
+              <w:rPr>
+                <w:rFonts w:ascii="Arial" w:hAnsi="Arial" w:eastAsia="Arial" w:cs="Arial"/>
+                <w:i w:val="false"/>
+                <w:b w:val="false"/>
+                <w:u w:val="none"/>
+                <w:sz w:val="18"/>
+                <w:szCs w:val="18"/>
+                <w:color w:val="000000"/>
+              </w:rPr>
+              <w:t xml:space="preserve">8.35 (8.14, 8.59)</w:t>
+            </w:r>
+          </w:p>
+        </w:tc>
+        <w:tc>
+          <w:tcPr>
+            <w:tcBorders>
+              <w:bottom w:val="none" w:sz="0" w:space="0" w:color="000000"/>
+              <w:top w:val="none" w:sz="0" w:space="0" w:color="000000"/>
+              <w:left w:val="none" w:sz="0" w:space="0" w:color="000000"/>
+              <w:right w:val="none" w:sz="0" w:space="0" w:color="000000"/>
+            </w:tcBorders>
+            <w:shd w:val="clear" w:color="auto" w:fill="FFFFFF"/>
+            <w:tcMar>
+              <w:top w:w="0" w:type="dxa"/>
+              <w:bottom w:w="0" w:type="dxa"/>
+              <w:left w:w="0" w:type="dxa"/>
+              <w:right w:w="0" w:type="dxa"/>
+            </w:tcMar>
+            <w:vAlign w:val="top"/>
+          </w:tcPr>
+          <w:p>
+            <w:pPr>
+              <w:jc w:val="center"/>
+              <w:pBdr>
+                <w:bottom w:val="none" w:sz="0" w:space="0" w:color="000000"/>
+                <w:top w:val="none" w:sz="0" w:space="0" w:color="000000"/>
+                <w:left w:val="none" w:sz="0" w:space="0" w:color="000000"/>
+                <w:right w:val="none" w:sz="0" w:space="0" w:color="000000"/>
+              </w:pBdr>
+              <w:spacing w:after="10" w:before="10" w:line="240"/>
+              <w:ind w:left="100" w:right="100" w:firstLine="0" w:firstLineChars="0"/>
+              <w:rPr>
+                <w:rFonts w:ascii="Arial" w:hAnsi="Arial" w:eastAsia="Arial" w:cs="Arial"/>
+                <w:i w:val="false"/>
+                <w:b w:val="false"/>
+                <w:u w:val="none"/>
+                <w:sz w:val="18"/>
+                <w:szCs w:val="18"/>
+                <w:color w:val="000000"/>
+              </w:rPr>
+            </w:pPr>
+            <w:r>
+              <w:rPr>
+                <w:rFonts w:ascii="Arial" w:hAnsi="Arial" w:eastAsia="Arial" w:cs="Arial"/>
+                <w:i w:val="false"/>
+                <w:b w:val="false"/>
+                <w:u w:val="none"/>
+                <w:sz w:val="18"/>
+                <w:szCs w:val="18"/>
+                <w:color w:val="000000"/>
+              </w:rPr>
+              <w:t xml:space="preserve">0.934*</w:t>
+            </w:r>
+          </w:p>
+        </w:tc>
+        <w:tc>
+          <w:tcPr>
+            <w:tcBorders>
+              <w:bottom w:val="none" w:sz="0" w:space="0" w:color="000000"/>
+              <w:top w:val="none" w:sz="0" w:space="0" w:color="000000"/>
+              <w:left w:val="none" w:sz="0" w:space="0" w:color="000000"/>
+              <w:right w:val="none" w:sz="0" w:space="0" w:color="000000"/>
+            </w:tcBorders>
+            <w:shd w:val="clear" w:color="auto" w:fill="FFFFFF"/>
+            <w:tcMar>
+              <w:top w:w="0" w:type="dxa"/>
+              <w:bottom w:w="0" w:type="dxa"/>
+              <w:left w:w="0" w:type="dxa"/>
+              <w:right w:w="0" w:type="dxa"/>
+            </w:tcMar>
+            <w:vAlign w:val="top"/>
+          </w:tcPr>
+          <w:p>
+            <w:pPr>
+              <w:jc w:val="center"/>
+              <w:pBdr>
+                <w:bottom w:val="none" w:sz="0" w:space="0" w:color="000000"/>
+                <w:top w:val="none" w:sz="0" w:space="0" w:color="000000"/>
+                <w:left w:val="none" w:sz="0" w:space="0" w:color="000000"/>
+                <w:right w:val="none" w:sz="0" w:space="0" w:color="000000"/>
+              </w:pBdr>
+              <w:spacing w:after="10" w:before="10" w:line="240"/>
+              <w:ind w:left="100" w:right="100" w:firstLine="0" w:firstLineChars="0"/>
+              <w:rPr>
+                <w:rFonts w:ascii="Arial" w:hAnsi="Arial" w:eastAsia="Arial" w:cs="Arial"/>
+                <w:i w:val="false"/>
+                <w:b w:val="false"/>
+                <w:u w:val="none"/>
+                <w:sz w:val="18"/>
+                <w:szCs w:val="18"/>
+                <w:color w:val="000000"/>
+              </w:rPr>
+            </w:pPr>
+            <w:r>
+              <w:rPr>
+                <w:rFonts w:ascii="Arial" w:hAnsi="Arial" w:eastAsia="Arial" w:cs="Arial"/>
+                <w:i w:val="false"/>
+                <w:b w:val="false"/>
+                <w:u w:val="none"/>
+                <w:sz w:val="18"/>
+                <w:szCs w:val="18"/>
+                <w:color w:val="000000"/>
+              </w:rPr>
+              <w:t xml:space="preserve">-0.026 ‡</w:t>
+            </w:r>
+          </w:p>
+        </w:tc>
+      </w:tr>
+      <w:tr>
+        <w:trPr>
+          <w:trHeight w:val="617" w:hRule="auto"/>
+        </w:trPr>
+        body37
+        <w:tc>
+          <w:tcPr>
+            <w:tcBorders>
+              <w:bottom w:val="none" w:sz="0" w:space="0" w:color="000000"/>
+              <w:top w:val="none" w:sz="0" w:space="0" w:color="000000"/>
+              <w:left w:val="none" w:sz="0" w:space="0" w:color="000000"/>
+              <w:right w:val="none" w:sz="0" w:space="0" w:color="000000"/>
+            </w:tcBorders>
+            <w:shd w:val="clear" w:color="auto" w:fill="FFFFFF"/>
+            <w:tcMar>
+              <w:top w:w="0" w:type="dxa"/>
+              <w:bottom w:w="0" w:type="dxa"/>
+              <w:left w:w="0" w:type="dxa"/>
+              <w:right w:w="0" w:type="dxa"/>
+            </w:tcMar>
+            <w:vAlign w:val="top"/>
+          </w:tcPr>
+          <w:p>
+            <w:pPr>
+              <w:jc w:val="left"/>
+              <w:pBdr>
+                <w:bottom w:val="none" w:sz="0" w:space="0" w:color="000000"/>
+                <w:top w:val="none" w:sz="0" w:space="0" w:color="000000"/>
+                <w:left w:val="none" w:sz="0" w:space="0" w:color="000000"/>
+                <w:right w:val="none" w:sz="0" w:space="0" w:color="000000"/>
+              </w:pBdr>
+              <w:spacing w:after="10" w:before="10" w:line="240"/>
+              <w:ind w:left="100" w:right="100" w:firstLine="0" w:firstLineChars="0"/>
+              <w:rPr>
+                <w:rFonts w:ascii="Arial" w:hAnsi="Arial" w:eastAsia="Arial" w:cs="Arial"/>
+                <w:i w:val="false"/>
+                <w:b w:val="false"/>
+                <w:u w:val="none"/>
+                <w:sz w:val="18"/>
+                <w:szCs w:val="18"/>
+                <w:color w:val="000000"/>
+              </w:rPr>
+            </w:pPr>
+            <w:r>
+              <w:rPr>
+                <w:rFonts w:ascii="Arial" w:hAnsi="Arial" w:eastAsia="Arial" w:cs="Arial"/>
+                <w:i w:val="false"/>
+                <w:b w:val="false"/>
+                <w:u w:val="none"/>
+                <w:sz w:val="18"/>
+                <w:szCs w:val="18"/>
+                <w:color w:val="000000"/>
+              </w:rPr>
+              <w:t xml:space="preserve">Resistencia a la insulina (TyG), n (%)</w:t>
+            </w:r>
+          </w:p>
+        </w:tc>
+        <w:tc>
+          <w:tcPr>
+            <w:tcBorders>
+              <w:bottom w:val="none" w:sz="0" w:space="0" w:color="000000"/>
+              <w:top w:val="none" w:sz="0" w:space="0" w:color="000000"/>
+              <w:left w:val="none" w:sz="0" w:space="0" w:color="000000"/>
+              <w:right w:val="none" w:sz="0" w:space="0" w:color="000000"/>
+            </w:tcBorders>
+            <w:shd w:val="clear" w:color="auto" w:fill="FFFFFF"/>
+            <w:tcMar>
+              <w:top w:w="0" w:type="dxa"/>
+              <w:bottom w:w="0" w:type="dxa"/>
+              <w:left w:w="0" w:type="dxa"/>
+              <w:right w:w="0" w:type="dxa"/>
+            </w:tcMar>
+            <w:vAlign w:val="top"/>
+          </w:tcPr>
+          <w:p>
+            <w:pPr>
+              <w:jc w:val="center"/>
+              <w:pBdr>
+                <w:bottom w:val="none" w:sz="0" w:space="0" w:color="000000"/>
+                <w:top w:val="none" w:sz="0" w:space="0" w:color="000000"/>
+                <w:left w:val="none" w:sz="0" w:space="0" w:color="000000"/>
+                <w:right w:val="none" w:sz="0" w:space="0" w:color="000000"/>
+              </w:pBdr>
+              <w:spacing w:after="10" w:before="10" w:line="240"/>
+              <w:ind w:left="100" w:right="100" w:firstLine="0" w:firstLineChars="0"/>
+              <w:rPr>
+                <w:rFonts w:ascii="Arial" w:hAnsi="Arial" w:eastAsia="Arial" w:cs="Arial"/>
+                <w:i w:val="false"/>
+                <w:b w:val="false"/>
+                <w:u w:val="none"/>
+                <w:sz w:val="18"/>
+                <w:szCs w:val="18"/>
+                <w:color w:val="000000"/>
+              </w:rPr>
+            </w:pPr>
+            <w:r>
+              <w:rPr>
+                <w:rFonts w:ascii="Arial" w:hAnsi="Arial" w:eastAsia="Arial" w:cs="Arial"/>
+                <w:i w:val="false"/>
+                <w:b w:val="false"/>
+                <w:u w:val="none"/>
+                <w:sz w:val="18"/>
+                <w:szCs w:val="18"/>
+                <w:color w:val="000000"/>
+              </w:rPr>
+              <w:t xml:space="preserve"/>
+            </w:r>
+          </w:p>
+        </w:tc>
+        <w:tc>
+          <w:tcPr>
+            <w:tcBorders>
+              <w:bottom w:val="none" w:sz="0" w:space="0" w:color="000000"/>
+              <w:top w:val="none" w:sz="0" w:space="0" w:color="000000"/>
+              <w:left w:val="none" w:sz="0" w:space="0" w:color="000000"/>
+              <w:right w:val="none" w:sz="0" w:space="0" w:color="000000"/>
+            </w:tcBorders>
+            <w:shd w:val="clear" w:color="auto" w:fill="FFFFFF"/>
+            <w:tcMar>
+              <w:top w:w="0" w:type="dxa"/>
+              <w:bottom w:w="0" w:type="dxa"/>
+              <w:left w:w="0" w:type="dxa"/>
+              <w:right w:w="0" w:type="dxa"/>
+            </w:tcMar>
+            <w:vAlign w:val="top"/>
+          </w:tcPr>
+          <w:p>
+            <w:pPr>
+              <w:jc w:val="center"/>
+              <w:pBdr>
+                <w:bottom w:val="none" w:sz="0" w:space="0" w:color="000000"/>
+                <w:top w:val="none" w:sz="0" w:space="0" w:color="000000"/>
+                <w:left w:val="none" w:sz="0" w:space="0" w:color="000000"/>
+                <w:right w:val="none" w:sz="0" w:space="0" w:color="000000"/>
+              </w:pBdr>
+              <w:spacing w:after="10" w:before="10" w:line="240"/>
+              <w:ind w:left="100" w:right="100" w:firstLine="0" w:firstLineChars="0"/>
+              <w:rPr>
+                <w:rFonts w:ascii="Arial" w:hAnsi="Arial" w:eastAsia="Arial" w:cs="Arial"/>
+                <w:i w:val="false"/>
+                <w:b w:val="false"/>
+                <w:u w:val="none"/>
+                <w:sz w:val="18"/>
+                <w:szCs w:val="18"/>
+                <w:color w:val="000000"/>
+              </w:rPr>
+            </w:pPr>
+            <w:r>
+              <w:rPr>
+                <w:rFonts w:ascii="Arial" w:hAnsi="Arial" w:eastAsia="Arial" w:cs="Arial"/>
+                <w:i w:val="false"/>
+                <w:b w:val="false"/>
+                <w:u w:val="none"/>
+                <w:sz w:val="18"/>
+                <w:szCs w:val="18"/>
+                <w:color w:val="000000"/>
+              </w:rPr>
+              <w:t xml:space="preserve"/>
+            </w:r>
+          </w:p>
+        </w:tc>
+        <w:tc>
+          <w:tcPr>
+            <w:tcBorders>
+              <w:bottom w:val="none" w:sz="0" w:space="0" w:color="000000"/>
+              <w:top w:val="none" w:sz="0" w:space="0" w:color="000000"/>
+              <w:left w:val="none" w:sz="0" w:space="0" w:color="000000"/>
+              <w:right w:val="none" w:sz="0" w:space="0" w:color="000000"/>
+            </w:tcBorders>
+            <w:shd w:val="clear" w:color="auto" w:fill="FFFFFF"/>
+            <w:tcMar>
+              <w:top w:w="0" w:type="dxa"/>
+              <w:bottom w:w="0" w:type="dxa"/>
+              <w:left w:w="0" w:type="dxa"/>
+              <w:right w:w="0" w:type="dxa"/>
+            </w:tcMar>
+            <w:vAlign w:val="top"/>
+          </w:tcPr>
+          <w:p>
+            <w:pPr>
+              <w:jc w:val="center"/>
+              <w:pBdr>
+                <w:bottom w:val="none" w:sz="0" w:space="0" w:color="000000"/>
+                <w:top w:val="none" w:sz="0" w:space="0" w:color="000000"/>
+                <w:left w:val="none" w:sz="0" w:space="0" w:color="000000"/>
+                <w:right w:val="none" w:sz="0" w:space="0" w:color="000000"/>
+              </w:pBdr>
+              <w:spacing w:after="10" w:before="10" w:line="240"/>
+              <w:ind w:left="100" w:right="100" w:firstLine="0" w:firstLineChars="0"/>
+              <w:rPr>
+                <w:rFonts w:ascii="Arial" w:hAnsi="Arial" w:eastAsia="Arial" w:cs="Arial"/>
+                <w:i w:val="false"/>
+                <w:b w:val="false"/>
+                <w:u w:val="none"/>
+                <w:sz w:val="18"/>
+                <w:szCs w:val="18"/>
+                <w:color w:val="000000"/>
+              </w:rPr>
+            </w:pPr>
+            <w:r>
+              <w:rPr>
+                <w:rFonts w:ascii="Arial" w:hAnsi="Arial" w:eastAsia="Arial" w:cs="Arial"/>
+                <w:i w:val="false"/>
+                <w:b w:val="false"/>
+                <w:u w:val="none"/>
+                <w:sz w:val="18"/>
+                <w:szCs w:val="18"/>
+                <w:color w:val="000000"/>
+              </w:rPr>
+              <w:t xml:space="preserve"/>
+            </w:r>
+          </w:p>
+        </w:tc>
+        <w:tc>
+          <w:tcPr>
+            <w:tcBorders>
+              <w:bottom w:val="none" w:sz="0" w:space="0" w:color="000000"/>
+              <w:top w:val="none" w:sz="0" w:space="0" w:color="000000"/>
+              <w:left w:val="none" w:sz="0" w:space="0" w:color="000000"/>
+              <w:right w:val="none" w:sz="0" w:space="0" w:color="000000"/>
+            </w:tcBorders>
+            <w:shd w:val="clear" w:color="auto" w:fill="FFFFFF"/>
+            <w:tcMar>
+              <w:top w:w="0" w:type="dxa"/>
+              <w:bottom w:w="0" w:type="dxa"/>
+              <w:left w:w="0" w:type="dxa"/>
+              <w:right w:w="0" w:type="dxa"/>
+            </w:tcMar>
+            <w:vAlign w:val="top"/>
+          </w:tcPr>
+          <w:p>
+            <w:pPr>
+              <w:jc w:val="center"/>
+              <w:pBdr>
+                <w:bottom w:val="none" w:sz="0" w:space="0" w:color="000000"/>
+                <w:top w:val="none" w:sz="0" w:space="0" w:color="000000"/>
+                <w:left w:val="none" w:sz="0" w:space="0" w:color="000000"/>
+                <w:right w:val="none" w:sz="0" w:space="0" w:color="000000"/>
+              </w:pBdr>
+              <w:spacing w:after="10" w:before="10" w:line="240"/>
+              <w:ind w:left="100" w:right="100" w:firstLine="0" w:firstLineChars="0"/>
+              <w:rPr>
+                <w:rFonts w:ascii="Arial" w:hAnsi="Arial" w:eastAsia="Arial" w:cs="Arial"/>
+                <w:i w:val="false"/>
+                <w:b w:val="false"/>
+                <w:u w:val="none"/>
+                <w:sz w:val="18"/>
+                <w:szCs w:val="18"/>
+                <w:color w:val="000000"/>
+              </w:rPr>
+            </w:pPr>
+            <w:r>
+              <w:rPr>
+                <w:rFonts w:ascii="Arial" w:hAnsi="Arial" w:eastAsia="Arial" w:cs="Arial"/>
+                <w:i w:val="false"/>
+                <w:b w:val="false"/>
+                <w:u w:val="none"/>
+                <w:sz w:val="18"/>
+                <w:szCs w:val="18"/>
+                <w:color w:val="000000"/>
+              </w:rPr>
+              <w:t xml:space="preserve">&gt;0.999**</w:t>
+            </w:r>
+          </w:p>
+        </w:tc>
+        <w:tc>
+          <w:tcPr>
+            <w:tcBorders>
+              <w:bottom w:val="none" w:sz="0" w:space="0" w:color="000000"/>
+              <w:top w:val="none" w:sz="0" w:space="0" w:color="000000"/>
+              <w:left w:val="none" w:sz="0" w:space="0" w:color="000000"/>
+              <w:right w:val="none" w:sz="0" w:space="0" w:color="000000"/>
+            </w:tcBorders>
+            <w:shd w:val="clear" w:color="auto" w:fill="FFFFFF"/>
+            <w:tcMar>
+              <w:top w:w="0" w:type="dxa"/>
+              <w:bottom w:w="0" w:type="dxa"/>
+              <w:left w:w="0" w:type="dxa"/>
+              <w:right w:w="0" w:type="dxa"/>
+            </w:tcMar>
+            <w:vAlign w:val="top"/>
+          </w:tcPr>
+          <w:p>
+            <w:pPr>
+              <w:jc w:val="center"/>
+              <w:pBdr>
+                <w:bottom w:val="none" w:sz="0" w:space="0" w:color="000000"/>
+                <w:top w:val="none" w:sz="0" w:space="0" w:color="000000"/>
+                <w:left w:val="none" w:sz="0" w:space="0" w:color="000000"/>
+                <w:right w:val="none" w:sz="0" w:space="0" w:color="000000"/>
+              </w:pBdr>
+              <w:spacing w:after="10" w:before="10" w:line="240"/>
+              <w:ind w:left="100" w:right="100" w:firstLine="0" w:firstLineChars="0"/>
+              <w:rPr>
+                <w:rFonts w:ascii="Arial" w:hAnsi="Arial" w:eastAsia="Arial" w:cs="Arial"/>
+                <w:i w:val="false"/>
+                <w:b w:val="false"/>
+                <w:u w:val="none"/>
+                <w:sz w:val="18"/>
+                <w:szCs w:val="18"/>
+                <w:color w:val="000000"/>
+              </w:rPr>
+            </w:pPr>
+            <w:r>
+              <w:rPr>
+                <w:rFonts w:ascii="Arial" w:hAnsi="Arial" w:eastAsia="Arial" w:cs="Arial"/>
+                <w:i w:val="false"/>
+                <w:b w:val="false"/>
+                <w:u w:val="none"/>
+                <w:sz w:val="18"/>
+                <w:szCs w:val="18"/>
+                <w:color w:val="000000"/>
+              </w:rPr>
+              <w:t xml:space="preserve">0.030 †</w:t>
+            </w:r>
+          </w:p>
+        </w:tc>
+      </w:tr>
+      <w:tr>
+        <w:trPr>
+          <w:trHeight w:val="617" w:hRule="auto"/>
+        </w:trPr>
+        body38
+        <w:tc>
+          <w:tcPr>
+            <w:tcBorders>
+              <w:bottom w:val="none" w:sz="0" w:space="0" w:color="000000"/>
+              <w:top w:val="none" w:sz="0" w:space="0" w:color="000000"/>
+              <w:left w:val="none" w:sz="0" w:space="0" w:color="000000"/>
+              <w:right w:val="none" w:sz="0" w:space="0" w:color="000000"/>
+            </w:tcBorders>
+            <w:shd w:val="clear" w:color="auto" w:fill="FFFFFF"/>
+            <w:tcMar>
+              <w:top w:w="0" w:type="dxa"/>
+              <w:bottom w:w="0" w:type="dxa"/>
+              <w:left w:w="0" w:type="dxa"/>
+              <w:right w:w="0" w:type="dxa"/>
+            </w:tcMar>
+            <w:vAlign w:val="top"/>
+          </w:tcPr>
+          <w:p>
+            <w:pPr>
+              <w:jc w:val="left"/>
+              <w:pBdr>
+                <w:bottom w:val="none" w:sz="0" w:space="0" w:color="000000"/>
+                <w:top w:val="none" w:sz="0" w:space="0" w:color="000000"/>
+                <w:left w:val="none" w:sz="0" w:space="0" w:color="000000"/>
+                <w:right w:val="none" w:sz="0" w:space="0" w:color="000000"/>
+              </w:pBdr>
+              <w:spacing w:after="10" w:before="10" w:line="240"/>
+              <w:ind w:left="300" w:right="100" w:firstLine="0" w:firstLineChars="0"/>
+              <w:rPr>
+                <w:rFonts w:ascii="Arial" w:hAnsi="Arial" w:eastAsia="Arial" w:cs="Arial"/>
+                <w:i w:val="false"/>
+                <w:b w:val="false"/>
+                <w:u w:val="none"/>
+                <w:sz w:val="18"/>
+                <w:szCs w:val="18"/>
+                <w:color w:val="000000"/>
+              </w:rPr>
+            </w:pPr>
+            <w:r>
+              <w:rPr>
+                <w:rFonts w:ascii="Arial" w:hAnsi="Arial" w:eastAsia="Arial" w:cs="Arial"/>
+                <w:i w:val="false"/>
+                <w:b w:val="false"/>
+                <w:u w:val="none"/>
+                <w:sz w:val="18"/>
+                <w:szCs w:val="18"/>
+                <w:color w:val="000000"/>
+              </w:rPr>
+              <w:t xml:space="preserve">Resistencia a la insulina</w:t>
+            </w:r>
+          </w:p>
+        </w:tc>
+        <w:tc>
+          <w:tcPr>
+            <w:tcBorders>
+              <w:bottom w:val="none" w:sz="0" w:space="0" w:color="000000"/>
+              <w:top w:val="none" w:sz="0" w:space="0" w:color="000000"/>
+              <w:left w:val="none" w:sz="0" w:space="0" w:color="000000"/>
+              <w:right w:val="none" w:sz="0" w:space="0" w:color="000000"/>
+            </w:tcBorders>
+            <w:shd w:val="clear" w:color="auto" w:fill="FFFFFF"/>
+            <w:tcMar>
+              <w:top w:w="0" w:type="dxa"/>
+              <w:bottom w:w="0" w:type="dxa"/>
+              <w:left w:w="0" w:type="dxa"/>
+              <w:right w:w="0" w:type="dxa"/>
+            </w:tcMar>
+            <w:vAlign w:val="top"/>
+          </w:tcPr>
+          <w:p>
+            <w:pPr>
+              <w:jc w:val="center"/>
+              <w:pBdr>
+                <w:bottom w:val="none" w:sz="0" w:space="0" w:color="000000"/>
+                <w:top w:val="none" w:sz="0" w:space="0" w:color="000000"/>
+                <w:left w:val="none" w:sz="0" w:space="0" w:color="000000"/>
+                <w:right w:val="none" w:sz="0" w:space="0" w:color="000000"/>
+              </w:pBdr>
+              <w:spacing w:after="10" w:before="10" w:line="240"/>
+              <w:ind w:left="100" w:right="100" w:firstLine="0" w:firstLineChars="0"/>
+              <w:rPr>
+                <w:rFonts w:ascii="Arial" w:hAnsi="Arial" w:eastAsia="Arial" w:cs="Arial"/>
+                <w:i w:val="false"/>
+                <w:b w:val="false"/>
+                <w:u w:val="none"/>
+                <w:sz w:val="18"/>
+                <w:szCs w:val="18"/>
+                <w:color w:val="000000"/>
+              </w:rPr>
+            </w:pPr>
+            <w:r>
+              <w:rPr>
+                <w:rFonts w:ascii="Arial" w:hAnsi="Arial" w:eastAsia="Arial" w:cs="Arial"/>
+                <w:i w:val="false"/>
+                <w:b w:val="false"/>
+                <w:u w:val="none"/>
+                <w:sz w:val="18"/>
+                <w:szCs w:val="18"/>
+                <w:color w:val="000000"/>
+              </w:rPr>
+              <w:t xml:space="preserve">15.0 (28.8%)</w:t>
+            </w:r>
+          </w:p>
+        </w:tc>
+        <w:tc>
+          <w:tcPr>
+            <w:tcBorders>
+              <w:bottom w:val="none" w:sz="0" w:space="0" w:color="000000"/>
+              <w:top w:val="none" w:sz="0" w:space="0" w:color="000000"/>
+              <w:left w:val="none" w:sz="0" w:space="0" w:color="000000"/>
+              <w:right w:val="none" w:sz="0" w:space="0" w:color="000000"/>
+            </w:tcBorders>
+            <w:shd w:val="clear" w:color="auto" w:fill="FFFFFF"/>
+            <w:tcMar>
+              <w:top w:w="0" w:type="dxa"/>
+              <w:bottom w:w="0" w:type="dxa"/>
+              <w:left w:w="0" w:type="dxa"/>
+              <w:right w:w="0" w:type="dxa"/>
+            </w:tcMar>
+            <w:vAlign w:val="top"/>
+          </w:tcPr>
+          <w:p>
+            <w:pPr>
+              <w:jc w:val="center"/>
+              <w:pBdr>
+                <w:bottom w:val="none" w:sz="0" w:space="0" w:color="000000"/>
+                <w:top w:val="none" w:sz="0" w:space="0" w:color="000000"/>
+                <w:left w:val="none" w:sz="0" w:space="0" w:color="000000"/>
+                <w:right w:val="none" w:sz="0" w:space="0" w:color="000000"/>
+              </w:pBdr>
+              <w:spacing w:after="10" w:before="10" w:line="240"/>
+              <w:ind w:left="100" w:right="100" w:firstLine="0" w:firstLineChars="0"/>
+              <w:rPr>
+                <w:rFonts w:ascii="Arial" w:hAnsi="Arial" w:eastAsia="Arial" w:cs="Arial"/>
+                <w:i w:val="false"/>
+                <w:b w:val="false"/>
+                <w:u w:val="none"/>
+                <w:sz w:val="18"/>
+                <w:szCs w:val="18"/>
+                <w:color w:val="000000"/>
+              </w:rPr>
+            </w:pPr>
+            <w:r>
+              <w:rPr>
+                <w:rFonts w:ascii="Arial" w:hAnsi="Arial" w:eastAsia="Arial" w:cs="Arial"/>
+                <w:i w:val="false"/>
+                <w:b w:val="false"/>
+                <w:u w:val="none"/>
+                <w:sz w:val="18"/>
+                <w:szCs w:val="18"/>
+                <w:color w:val="000000"/>
+              </w:rPr>
+              <w:t xml:space="preserve">17.0 (32.7%)</w:t>
+            </w:r>
+          </w:p>
+        </w:tc>
+        <w:tc>
+          <w:tcPr>
+            <w:tcBorders>
+              <w:bottom w:val="none" w:sz="0" w:space="0" w:color="000000"/>
+              <w:top w:val="none" w:sz="0" w:space="0" w:color="000000"/>
+              <w:left w:val="none" w:sz="0" w:space="0" w:color="000000"/>
+              <w:right w:val="none" w:sz="0" w:space="0" w:color="000000"/>
+            </w:tcBorders>
+            <w:shd w:val="clear" w:color="auto" w:fill="FFFFFF"/>
+            <w:tcMar>
+              <w:top w:w="0" w:type="dxa"/>
+              <w:bottom w:w="0" w:type="dxa"/>
+              <w:left w:w="0" w:type="dxa"/>
+              <w:right w:w="0" w:type="dxa"/>
+            </w:tcMar>
+            <w:vAlign w:val="top"/>
+          </w:tcPr>
+          <w:p>
+            <w:pPr>
+              <w:jc w:val="center"/>
+              <w:pBdr>
+                <w:bottom w:val="none" w:sz="0" w:space="0" w:color="000000"/>
+                <w:top w:val="none" w:sz="0" w:space="0" w:color="000000"/>
+                <w:left w:val="none" w:sz="0" w:space="0" w:color="000000"/>
+                <w:right w:val="none" w:sz="0" w:space="0" w:color="000000"/>
+              </w:pBdr>
+              <w:spacing w:after="10" w:before="10" w:line="240"/>
+              <w:ind w:left="100" w:right="100" w:firstLine="0" w:firstLineChars="0"/>
+              <w:rPr>
+                <w:rFonts w:ascii="Arial" w:hAnsi="Arial" w:eastAsia="Arial" w:cs="Arial"/>
+                <w:i w:val="false"/>
+                <w:b w:val="false"/>
+                <w:u w:val="none"/>
+                <w:sz w:val="18"/>
+                <w:szCs w:val="18"/>
+                <w:color w:val="000000"/>
+              </w:rPr>
+            </w:pPr>
+            <w:r>
+              <w:rPr>
+                <w:rFonts w:ascii="Arial" w:hAnsi="Arial" w:eastAsia="Arial" w:cs="Arial"/>
+                <w:i w:val="false"/>
+                <w:b w:val="false"/>
+                <w:u w:val="none"/>
+                <w:sz w:val="18"/>
+                <w:szCs w:val="18"/>
+                <w:color w:val="000000"/>
+              </w:rPr>
+              <w:t xml:space="preserve">20.0 (38.5%)</w:t>
+            </w:r>
+          </w:p>
+        </w:tc>
+        <w:tc>
+          <w:tcPr>
+            <w:tcBorders>
+              <w:bottom w:val="none" w:sz="0" w:space="0" w:color="000000"/>
+              <w:top w:val="none" w:sz="0" w:space="0" w:color="000000"/>
+              <w:left w:val="none" w:sz="0" w:space="0" w:color="000000"/>
+              <w:right w:val="none" w:sz="0" w:space="0" w:color="000000"/>
+            </w:tcBorders>
+            <w:shd w:val="clear" w:color="auto" w:fill="FFFFFF"/>
+            <w:tcMar>
+              <w:top w:w="0" w:type="dxa"/>
+              <w:bottom w:w="0" w:type="dxa"/>
+              <w:left w:w="0" w:type="dxa"/>
+              <w:right w:w="0" w:type="dxa"/>
+            </w:tcMar>
+            <w:vAlign w:val="top"/>
+          </w:tcPr>
+          <w:p>
+            <w:pPr>
+              <w:jc w:val="center"/>
+              <w:pBdr>
+                <w:bottom w:val="none" w:sz="0" w:space="0" w:color="000000"/>
+                <w:top w:val="none" w:sz="0" w:space="0" w:color="000000"/>
+                <w:left w:val="none" w:sz="0" w:space="0" w:color="000000"/>
+                <w:right w:val="none" w:sz="0" w:space="0" w:color="000000"/>
+              </w:pBdr>
+              <w:spacing w:after="10" w:before="10" w:line="240"/>
+              <w:ind w:left="100" w:right="100" w:firstLine="0" w:firstLineChars="0"/>
+              <w:rPr>
+                <w:rFonts w:ascii="Arial" w:hAnsi="Arial" w:eastAsia="Arial" w:cs="Arial"/>
+                <w:i w:val="false"/>
+                <w:b w:val="false"/>
+                <w:u w:val="none"/>
+                <w:sz w:val="18"/>
+                <w:szCs w:val="18"/>
+                <w:color w:val="000000"/>
+              </w:rPr>
+            </w:pPr>
+            <w:r>
+              <w:rPr>
+                <w:rFonts w:ascii="Arial" w:hAnsi="Arial" w:eastAsia="Arial" w:cs="Arial"/>
+                <w:i w:val="false"/>
+                <w:b w:val="false"/>
+                <w:u w:val="none"/>
+                <w:sz w:val="18"/>
+                <w:szCs w:val="18"/>
+                <w:color w:val="000000"/>
+              </w:rPr>
+              <w:t xml:space="preserve"/>
+            </w:r>
+          </w:p>
+        </w:tc>
+        <w:tc>
+          <w:tcPr>
+            <w:tcBorders>
+              <w:bottom w:val="none" w:sz="0" w:space="0" w:color="000000"/>
+              <w:top w:val="none" w:sz="0" w:space="0" w:color="000000"/>
+              <w:left w:val="none" w:sz="0" w:space="0" w:color="000000"/>
+              <w:right w:val="none" w:sz="0" w:space="0" w:color="000000"/>
+            </w:tcBorders>
+            <w:shd w:val="clear" w:color="auto" w:fill="FFFFFF"/>
+            <w:tcMar>
+              <w:top w:w="0" w:type="dxa"/>
+              <w:bottom w:w="0" w:type="dxa"/>
+              <w:left w:w="0" w:type="dxa"/>
+              <w:right w:w="0" w:type="dxa"/>
+            </w:tcMar>
+            <w:vAlign w:val="top"/>
+          </w:tcPr>
+          <w:p>
+            <w:pPr>
+              <w:jc w:val="center"/>
+              <w:pBdr>
+                <w:bottom w:val="none" w:sz="0" w:space="0" w:color="000000"/>
+                <w:top w:val="none" w:sz="0" w:space="0" w:color="000000"/>
+                <w:left w:val="none" w:sz="0" w:space="0" w:color="000000"/>
+                <w:right w:val="none" w:sz="0" w:space="0" w:color="000000"/>
+              </w:pBdr>
+              <w:spacing w:after="10" w:before="10" w:line="240"/>
+              <w:ind w:left="100" w:right="100" w:firstLine="0" w:firstLineChars="0"/>
+              <w:rPr>
+                <w:rFonts w:ascii="Arial" w:hAnsi="Arial" w:eastAsia="Arial" w:cs="Arial"/>
+                <w:i w:val="false"/>
+                <w:b w:val="false"/>
+                <w:u w:val="none"/>
+                <w:sz w:val="18"/>
+                <w:szCs w:val="18"/>
+                <w:color w:val="000000"/>
+              </w:rPr>
+            </w:pPr>
+            <w:r>
+              <w:rPr>
+                <w:rFonts w:ascii="Arial" w:hAnsi="Arial" w:eastAsia="Arial" w:cs="Arial"/>
+                <w:i w:val="false"/>
+                <w:b w:val="false"/>
+                <w:u w:val="none"/>
+                <w:sz w:val="18"/>
+                <w:szCs w:val="18"/>
+                <w:color w:val="000000"/>
+              </w:rPr>
+              <w:t xml:space="preserve"/>
+            </w:r>
+          </w:p>
+        </w:tc>
+      </w:tr>
+      <w:tr>
+        <w:trPr>
+          <w:trHeight w:val="617" w:hRule="auto"/>
+        </w:trPr>
+        body39
+        <w:tc>
+          <w:tcPr>
+            <w:tcBorders>
+              <w:bottom w:val="none" w:sz="0" w:space="0" w:color="000000"/>
+              <w:top w:val="none" w:sz="0" w:space="0" w:color="000000"/>
+              <w:left w:val="none" w:sz="0" w:space="0" w:color="000000"/>
+              <w:right w:val="none" w:sz="0" w:space="0" w:color="000000"/>
+            </w:tcBorders>
+            <w:shd w:val="clear" w:color="auto" w:fill="FFFFFF"/>
+            <w:tcMar>
+              <w:top w:w="0" w:type="dxa"/>
+              <w:bottom w:w="0" w:type="dxa"/>
+              <w:left w:w="0" w:type="dxa"/>
+              <w:right w:w="0" w:type="dxa"/>
+            </w:tcMar>
+            <w:vAlign w:val="top"/>
+          </w:tcPr>
+          <w:p>
+            <w:pPr>
+              <w:jc w:val="left"/>
+              <w:pBdr>
+                <w:bottom w:val="none" w:sz="0" w:space="0" w:color="000000"/>
+                <w:top w:val="none" w:sz="0" w:space="0" w:color="000000"/>
+                <w:left w:val="none" w:sz="0" w:space="0" w:color="000000"/>
+                <w:right w:val="none" w:sz="0" w:space="0" w:color="000000"/>
+              </w:pBdr>
+              <w:spacing w:after="10" w:before="10" w:line="240"/>
               <w:ind w:left="300" w:right="100" w:firstLine="0" w:firstLineChars="0"/>
               <w:rPr>
                 <w:rFonts w:ascii="Arial" w:hAnsi="Arial" w:eastAsia="Arial" w:cs="Arial"/>
@@ -11868,7 +12822,7 @@
         <w:trPr>
           <w:trHeight w:val="654" w:hRule="auto"/>
         </w:trPr>
-        body37
+        body40
         <w:tc>
           <w:tcPr>
             <w:tcBorders>
@@ -12321,7 +13275,7 @@
                 <w:szCs w:val="18"/>
                 <w:color w:val="000000"/>
               </w:rPr>
-              <w:t xml:space="preserve">V de Cramer (†); Magnitud del efecto Eta-cuadrado (‡)</w:t>
+              <w:t xml:space="preserve">V de Cramer (†); Magnitud del efecto Eta-cuadrado (‡); el colesterol LDL fue estimado mediante la fórmula de Friedewald</w:t>
             </w:r>
           </w:p>
         </w:tc>
@@ -12380,7 +13334,7 @@
                 <w:szCs w:val="18"/>
                 <w:color w:val="000000"/>
               </w:rPr>
-              <w:t xml:space="preserve">Abreviacion: HDL-c: High density lipoprotein; TyG: Índice triglicéridos-glucosa; VAI: Índice de adiposidad visceral; IDF: International Diabetes Federation; WGOC: Working Group on Obesity in China; ICC: Índice Cintura-Cadera</w:t>
+              <w:t xml:space="preserve">Abreviacion: HDL-c: High density lipoprotein; TyG: Índice triglicéridos-glucosa; VAI: Índice de adiposidad visceral; ICC: Índice Cintura-Cadera; IDF: International Diabetes Federation; WGOC: Working Group on Obesity in China; NHLBI: National Heart Lung and Blood Institute; CDC: Centers for Disease Control and Prevention; AAP: American Academy of Pediatrics</w:t>
             </w:r>
           </w:p>
         </w:tc>
